--- a/projects/valuepickr-open-screen/docs/Dhabriya Polywood.docx
+++ b/projects/valuepickr-open-screen/docs/Dhabriya Polywood.docx
@@ -313,7 +313,7 @@
         <w:spacing w:after="120" w:before="280"/>
       </w:pPr>
       <w:r>
-        <w:t xml:space="preserve">Ishmohit-Lens Checks (value chain · earnings quality · growth trajectory · management · global-signal check)</w:t>
+        <w:t xml:space="preserve">Guidance &amp; Expectation Gap</w:t>
       </w:r>
     </w:p>
     <w:p>
@@ -328,7 +328,7 @@
           <w:sz w:val="18"/>
           <w:szCs w:val="18"/>
         </w:rPr>
-        <w:t xml:space="preserve">Extra checks drawn from @ishmohit1 / SOIC methodology (playbook/ishmohit-soic-style.md): where the company sits in its value chain and what the supply side is doing, whether a margin/PAT inflection is structural or a cyclical peak, the rate-of-change of growth vs. what the multiple demands, and management quality as a positive attribute.</w:t>
+        <w:t xml:space="preserve">Management guidance decoded into commitments, graded on the expectation → action → operational → commercial → financial ladder, then compared to what the current price appears to assume. Method: playbook/guidance-and-expectation-gap.md.</w:t>
       </w:r>
     </w:p>
     <w:p>
@@ -342,7 +342,7 @@
           <w:sz w:val="20"/>
           <w:szCs w:val="20"/>
         </w:rPr>
-        <w:t xml:space="preserve">Value chain &amp; supply side:</w:t>
+        <w:t xml:space="preserve">Market expectation vs. our path:</w:t>
       </w:r>
     </w:p>
     <w:tbl>
@@ -373,125 +373,287 @@
                 <w:b/>
                 <w:bCs/>
               </w:rPr>
-              <w:t xml:space="preserve">Theme</w:t>
-            </w:r>
-          </w:p>
-        </w:tc>
-        <w:tc>
-          <w:tcPr>
-            <w:tcW w:type="dxa" w:w="5800"/>
-          </w:tcPr>
-          <w:p>
-            <w:r>
-              <w:t xml:space="preserve">Building products / interior decor -- uPVC windows + fluted-soffit wall panels + modular furniture</w:t>
-            </w:r>
-          </w:p>
-        </w:tc>
-      </w:tr>
-      <w:tr>
-        <w:tc>
-          <w:tcPr>
-            <w:tcW w:type="dxa" w:w="3200"/>
-            <w:shd w:fill="F2F2F2" w:val="clear"/>
-          </w:tcPr>
-          <w:p>
-            <w:r>
-              <w:rPr>
-                <w:b/>
-                <w:bCs/>
-              </w:rPr>
-              <w:t xml:space="preserve">This company's position</w:t>
-            </w:r>
-          </w:p>
-        </w:tc>
-        <w:tc>
-          <w:tcPr>
-            <w:tcW w:type="dxa" w:w="5800"/>
-          </w:tcPr>
-          <w:p>
-            <w:r>
-              <w:t xml:space="preserve">integrated maker + installer of extruded uPVC/PVC profiles, windows/doors, modular furniture and decor panels (brand 'Polywood'); end-to-end install is the margin edge</w:t>
-            </w:r>
-          </w:p>
-        </w:tc>
-      </w:tr>
-      <w:tr>
-        <w:tc>
-          <w:tcPr>
-            <w:tcW w:type="dxa" w:w="3200"/>
-            <w:shd w:fill="F2F2F2" w:val="clear"/>
-          </w:tcPr>
-          <w:p>
-            <w:r>
-              <w:rPr>
-                <w:b/>
-                <w:bCs/>
-              </w:rPr>
-              <w:t xml:space="preserve">Bottleneck node (pricing power)</w:t>
-            </w:r>
-          </w:p>
-        </w:tc>
-        <w:tc>
-          <w:tcPr>
-            <w:tcW w:type="dxa" w:w="5800"/>
-          </w:tcPr>
-          <w:p>
-            <w:r>
-              <w:t xml:space="preserve">none -- competes with Chinese profile imports; edge is domestic manufacturing at a lower price point + installation capability</w:t>
-            </w:r>
-          </w:p>
-        </w:tc>
-      </w:tr>
-      <w:tr>
-        <w:tc>
-          <w:tcPr>
-            <w:tcW w:type="dxa" w:w="3200"/>
-            <w:shd w:fill="F2F2F2" w:val="clear"/>
-          </w:tcPr>
-          <w:p>
-            <w:r>
-              <w:rPr>
-                <w:b/>
-                <w:bCs/>
-              </w:rPr>
-              <w:t xml:space="preserve">Supply-side status</w:t>
-            </w:r>
-          </w:p>
-        </w:tc>
-        <w:tc>
-          <w:tcPr>
-            <w:tcW w:type="dxa" w:w="5800"/>
-          </w:tcPr>
-          <w:p>
-            <w:r>
-              <w:t xml:space="preserve">balanced</w:t>
-            </w:r>
-          </w:p>
-        </w:tc>
-      </w:tr>
-      <w:tr>
-        <w:tc>
-          <w:tcPr>
-            <w:tcW w:type="dxa" w:w="3200"/>
-            <w:shd w:fill="F2F2F2" w:val="clear"/>
-          </w:tcPr>
-          <w:p>
-            <w:r>
-              <w:rPr>
-                <w:b/>
-                <w:bCs/>
-              </w:rPr>
-              <w:t xml:space="preserve">Adjacent-node peers</w:t>
-            </w:r>
-          </w:p>
-        </w:tc>
-        <w:tc>
-          <w:tcPr>
-            <w:tcW w:type="dxa" w:w="5800"/>
-          </w:tcPr>
-          <w:p>
-            <w:r>
-              <w:t xml:space="preserve">Kaka Industries, Fenesta / DCM Shriram, Prince Pipes, Responsive Industries</w:t>
+              <w:t xml:space="preserve">As of</w:t>
+            </w:r>
+          </w:p>
+        </w:tc>
+        <w:tc>
+          <w:tcPr>
+            <w:tcW w:type="dxa" w:w="5800"/>
+          </w:tcPr>
+          <w:p>
+            <w:r>
+              <w:t xml:space="preserve">2026-09-10</w:t>
+            </w:r>
+          </w:p>
+        </w:tc>
+      </w:tr>
+      <w:tr>
+        <w:tc>
+          <w:tcPr>
+            <w:tcW w:type="dxa" w:w="3200"/>
+            <w:shd w:fill="F2F2F2" w:val="clear"/>
+          </w:tcPr>
+          <w:p>
+            <w:r>
+              <w:rPr>
+                <w:b/>
+                <w:bCs/>
+              </w:rPr>
+              <w:t xml:space="preserve">Price / multiple</w:t>
+            </w:r>
+          </w:p>
+        </w:tc>
+        <w:tc>
+          <w:tcPr>
+            <w:tcW w:type="dxa" w:w="5800"/>
+          </w:tcPr>
+          <w:p>
+            <w:r>
+              <w:t xml:space="preserve">Rs 517 · 17.4x P/E</w:t>
+            </w:r>
+          </w:p>
+        </w:tc>
+      </w:tr>
+      <w:tr>
+        <w:tc>
+          <w:tcPr>
+            <w:tcW w:type="dxa" w:w="3200"/>
+            <w:shd w:fill="F2F2F2" w:val="clear"/>
+          </w:tcPr>
+          <w:p>
+            <w:r>
+              <w:rPr>
+                <w:b/>
+                <w:bCs/>
+              </w:rPr>
+              <w:t xml:space="preserve">Right valuation lens</w:t>
+            </w:r>
+          </w:p>
+        </w:tc>
+        <w:tc>
+          <w:tcPr>
+            <w:tcW w:type="dxa" w:w="5800"/>
+          </w:tcPr>
+          <w:p>
+            <w:r>
+              <w:t xml:space="preserve">P/E</w:t>
+            </w:r>
+          </w:p>
+        </w:tc>
+      </w:tr>
+      <w:tr>
+        <w:tc>
+          <w:tcPr>
+            <w:tcW w:type="dxa" w:w="3200"/>
+            <w:shd w:fill="F2F2F2" w:val="clear"/>
+          </w:tcPr>
+          <w:p>
+            <w:r>
+              <w:rPr>
+                <w:b/>
+                <w:bCs/>
+              </w:rPr>
+              <w:t xml:space="preserve">Price implies</w:t>
+            </w:r>
+          </w:p>
+        </w:tc>
+        <w:tc>
+          <w:tcPr>
+            <w:tcW w:type="dxa" w:w="5800"/>
+          </w:tcPr>
+          <w:p>
+            <w:r>
+              <w:t xml:space="preserve">~17x trailing on a ~26% ROE, de-levered small-cap with margins expanding on mix implies ~15-18% EPS CAGR FY26-28 against a ~15-18x building-products exit; latest-quarter revenue growth was only ~10-12%</w:t>
+            </w:r>
+          </w:p>
+        </w:tc>
+      </w:tr>
+      <w:tr>
+        <w:tc>
+          <w:tcPr>
+            <w:tcW w:type="dxa" w:w="3200"/>
+            <w:shd w:fill="F2F2F2" w:val="clear"/>
+          </w:tcPr>
+          <w:p>
+            <w:r>
+              <w:rPr>
+                <w:b/>
+                <w:bCs/>
+              </w:rPr>
+              <w:t xml:space="preserve">Our FY27</w:t>
+            </w:r>
+          </w:p>
+        </w:tc>
+        <w:tc>
+          <w:tcPr>
+            <w:tcW w:type="dxa" w:w="5800"/>
+          </w:tcPr>
+          <w:p>
+            <w:r>
+              <w:t xml:space="preserve">revenue ~Rs 300-330 Cr (+14-25% as the Rs 200 Cr+ order book and facade capex convert), OPM ~18-21%, PAT ~Rs 32-38 Cr</w:t>
+            </w:r>
+          </w:p>
+        </w:tc>
+      </w:tr>
+      <w:tr>
+        <w:tc>
+          <w:tcPr>
+            <w:tcW w:type="dxa" w:w="3200"/>
+            <w:shd w:fill="F2F2F2" w:val="clear"/>
+          </w:tcPr>
+          <w:p>
+            <w:r>
+              <w:rPr>
+                <w:b/>
+                <w:bCs/>
+              </w:rPr>
+              <w:t xml:space="preserve">Our FY28</w:t>
+            </w:r>
+          </w:p>
+        </w:tc>
+        <w:tc>
+          <w:tcPr>
+            <w:tcW w:type="dxa" w:w="5800"/>
+          </w:tcPr>
+          <w:p>
+            <w:r>
+              <w:t xml:space="preserve">revenue ~Rs 360-410 Cr, PAT ~Rs 40-48 Cr</w:t>
+            </w:r>
+          </w:p>
+        </w:tc>
+      </w:tr>
+      <w:tr>
+        <w:tc>
+          <w:tcPr>
+            <w:tcW w:type="dxa" w:w="3200"/>
+            <w:shd w:fill="F2F2F2" w:val="clear"/>
+          </w:tcPr>
+          <w:p>
+            <w:r>
+              <w:rPr>
+                <w:b/>
+                <w:bCs/>
+              </w:rPr>
+              <w:t xml:space="preserve">Gap direction</w:t>
+            </w:r>
+          </w:p>
+        </w:tc>
+        <w:tc>
+          <w:tcPr>
+            <w:tcW w:type="dxa" w:w="5800"/>
+          </w:tcPr>
+          <w:p>
+            <w:r>
+              <w:t xml:space="preserve">partially-priced</w:t>
+            </w:r>
+          </w:p>
+        </w:tc>
+      </w:tr>
+      <w:tr>
+        <w:tc>
+          <w:tcPr>
+            <w:tcW w:type="dxa" w:w="3200"/>
+            <w:shd w:fill="F2F2F2" w:val="clear"/>
+          </w:tcPr>
+          <w:p>
+            <w:r>
+              <w:rPr>
+                <w:b/>
+                <w:bCs/>
+              </w:rPr>
+              <w:t xml:space="preserve">Gap type</w:t>
+            </w:r>
+          </w:p>
+        </w:tc>
+        <w:tc>
+          <w:tcPr>
+            <w:tcW w:type="dxa" w:w="5800"/>
+          </w:tcPr>
+          <w:p>
+            <w:r>
+              <w:t xml:space="preserve">margin</w:t>
+            </w:r>
+          </w:p>
+        </w:tc>
+      </w:tr>
+      <w:tr>
+        <w:tc>
+          <w:tcPr>
+            <w:tcW w:type="dxa" w:w="3200"/>
+            <w:shd w:fill="F2F2F2" w:val="clear"/>
+          </w:tcPr>
+          <w:p>
+            <w:r>
+              <w:rPr>
+                <w:b/>
+                <w:bCs/>
+              </w:rPr>
+              <w:t xml:space="preserve">Gap magnitude</w:t>
+            </w:r>
+          </w:p>
+        </w:tc>
+        <w:tc>
+          <w:tcPr>
+            <w:tcW w:type="dxa" w:w="5800"/>
+          </w:tcPr>
+          <w:p>
+            <w:r>
+              <w:t xml:space="preserve">15% (our FY28 PAT vs implied)</w:t>
+            </w:r>
+          </w:p>
+        </w:tc>
+      </w:tr>
+      <w:tr>
+        <w:tc>
+          <w:tcPr>
+            <w:tcW w:type="dxa" w:w="3200"/>
+            <w:shd w:fill="F2F2F2" w:val="clear"/>
+          </w:tcPr>
+          <w:p>
+            <w:r>
+              <w:rPr>
+                <w:b/>
+                <w:bCs/>
+              </w:rPr>
+              <w:t xml:space="preserve">Gap basis</w:t>
+            </w:r>
+          </w:p>
+        </w:tc>
+        <w:tc>
+          <w:tcPr>
+            <w:tcW w:type="dxa" w:w="5800"/>
+          </w:tcPr>
+          <w:p>
+            <w:r>
+              <w:t xml:space="preserve">17x trailing for a business whose ROCE rose 12%-&gt;26% and OPM 10%-&gt;21% over three years on a richer fluted/soffit-panel + end-to-end-install mix, a de-levered balance sheet and a Rs 200 Cr+ order book. Revenue growth of ~10-12% is the limiter and keeps this a 2-3x compounder, not a multibagger.</w:t>
+            </w:r>
+          </w:p>
+        </w:tc>
+      </w:tr>
+      <w:tr>
+        <w:tc>
+          <w:tcPr>
+            <w:tcW w:type="dxa" w:w="3200"/>
+            <w:shd w:fill="F2F2F2" w:val="clear"/>
+          </w:tcPr>
+          <w:p>
+            <w:r>
+              <w:rPr>
+                <w:b/>
+                <w:bCs/>
+              </w:rPr>
+              <w:t xml:space="preserve">Evidence quality</w:t>
+            </w:r>
+          </w:p>
+        </w:tc>
+        <w:tc>
+          <w:tcPr>
+            <w:tcW w:type="dxa" w:w="5800"/>
+          </w:tcPr>
+          <w:p>
+            <w:r>
+              <w:t xml:space="preserve">moderate</w:t>
             </w:r>
           </w:p>
         </w:tc>
@@ -503,11 +665,443 @@
       </w:pPr>
       <w:r>
         <w:rPr>
+          <w:i/>
+          <w:iCs/>
+          <w:color w:val="666666"/>
+          <w:sz w:val="16"/>
+          <w:szCs w:val="16"/>
+        </w:rPr>
+        <w:t xml:space="preserve">no broker consensus; implied path is a reverse-P/E estimate + screener.in forward figures + VP thread view</w:t>
+      </w:r>
+    </w:p>
+    <w:p>
+      <w:pPr>
+        <w:pStyle w:val="Heading1"/>
+        <w:spacing w:after="120" w:before="280"/>
+      </w:pPr>
+      <w:r>
+        <w:t xml:space="preserve">Ishmohit-Lens Checks (value chain · earnings quality · growth trajectory · management · quality metrics · track record · global-signal check)</w:t>
+      </w:r>
+    </w:p>
+    <w:p>
+      <w:pPr>
+        <w:spacing w:after="120"/>
+      </w:pPr>
+      <w:r>
+        <w:rPr>
+          <w:i/>
+          <w:iCs/>
           <w:color w:val="666666"/>
           <w:sz w:val="18"/>
           <w:szCs w:val="18"/>
         </w:rPr>
+        <w:t xml:space="preserve">Extra checks drawn from @ishmohit1 / SOIC methodology (playbook/ishmohit-soic-style.md): where the company sits in its value chain and what the supply side is doing, whether a margin/PAT inflection is structural or a cyclical peak, the rate-of-change of growth vs. what the multiple demands, and management quality as a positive attribute.</w:t>
+      </w:r>
+    </w:p>
+    <w:p>
+      <w:pPr>
+        <w:spacing w:after="120"/>
+      </w:pPr>
+      <w:r>
+        <w:rPr>
+          <w:b/>
+          <w:bCs/>
+          <w:sz w:val="20"/>
+          <w:szCs w:val="20"/>
+        </w:rPr>
+        <w:t xml:space="preserve">Value chain &amp; supply side:</w:t>
+      </w:r>
+    </w:p>
+    <w:tbl>
+      <w:tblPr>
+        <w:tblW w:type="dxa" w:w="9000"/>
+        <w:tblBorders>
+          <w:top w:val="single" w:color="auto" w:sz="4"/>
+          <w:left w:val="single" w:color="auto" w:sz="4"/>
+          <w:bottom w:val="single" w:color="auto" w:sz="4"/>
+          <w:right w:val="single" w:color="auto" w:sz="4"/>
+          <w:insideH w:val="single" w:color="auto" w:sz="4"/>
+          <w:insideV w:val="single" w:color="auto" w:sz="4"/>
+        </w:tblBorders>
+      </w:tblPr>
+      <w:tblGrid>
+        <w:gridCol w:w="3200"/>
+        <w:gridCol w:w="5800"/>
+      </w:tblGrid>
+      <w:tr>
+        <w:tc>
+          <w:tcPr>
+            <w:tcW w:type="dxa" w:w="3200"/>
+            <w:shd w:fill="F2F2F2" w:val="clear"/>
+          </w:tcPr>
+          <w:p>
+            <w:r>
+              <w:rPr>
+                <w:b/>
+                <w:bCs/>
+              </w:rPr>
+              <w:t xml:space="preserve">Theme</w:t>
+            </w:r>
+          </w:p>
+        </w:tc>
+        <w:tc>
+          <w:tcPr>
+            <w:tcW w:type="dxa" w:w="5800"/>
+          </w:tcPr>
+          <w:p>
+            <w:r>
+              <w:t xml:space="preserve">Building products / interior decor -- uPVC windows + fluted-soffit wall panels + modular furniture</w:t>
+            </w:r>
+          </w:p>
+        </w:tc>
+      </w:tr>
+      <w:tr>
+        <w:tc>
+          <w:tcPr>
+            <w:tcW w:type="dxa" w:w="3200"/>
+            <w:shd w:fill="F2F2F2" w:val="clear"/>
+          </w:tcPr>
+          <w:p>
+            <w:r>
+              <w:rPr>
+                <w:b/>
+                <w:bCs/>
+              </w:rPr>
+              <w:t xml:space="preserve">This company's position</w:t>
+            </w:r>
+          </w:p>
+        </w:tc>
+        <w:tc>
+          <w:tcPr>
+            <w:tcW w:type="dxa" w:w="5800"/>
+          </w:tcPr>
+          <w:p>
+            <w:r>
+              <w:t xml:space="preserve">integrated maker + installer of extruded uPVC/PVC profiles, windows/doors, modular furniture and decor panels (brand 'Polywood'); end-to-end install is the margin edge</w:t>
+            </w:r>
+          </w:p>
+        </w:tc>
+      </w:tr>
+      <w:tr>
+        <w:tc>
+          <w:tcPr>
+            <w:tcW w:type="dxa" w:w="3200"/>
+            <w:shd w:fill="F2F2F2" w:val="clear"/>
+          </w:tcPr>
+          <w:p>
+            <w:r>
+              <w:rPr>
+                <w:b/>
+                <w:bCs/>
+              </w:rPr>
+              <w:t xml:space="preserve">Bottleneck node (pricing power)</w:t>
+            </w:r>
+          </w:p>
+        </w:tc>
+        <w:tc>
+          <w:tcPr>
+            <w:tcW w:type="dxa" w:w="5800"/>
+          </w:tcPr>
+          <w:p>
+            <w:r>
+              <w:t xml:space="preserve">none -- competes with Chinese profile imports; edge is domestic manufacturing at a lower price point + installation capability</w:t>
+            </w:r>
+          </w:p>
+        </w:tc>
+      </w:tr>
+      <w:tr>
+        <w:tc>
+          <w:tcPr>
+            <w:tcW w:type="dxa" w:w="3200"/>
+            <w:shd w:fill="F2F2F2" w:val="clear"/>
+          </w:tcPr>
+          <w:p>
+            <w:r>
+              <w:rPr>
+                <w:b/>
+                <w:bCs/>
+              </w:rPr>
+              <w:t xml:space="preserve">Supply-side status</w:t>
+            </w:r>
+          </w:p>
+        </w:tc>
+        <w:tc>
+          <w:tcPr>
+            <w:tcW w:type="dxa" w:w="5800"/>
+          </w:tcPr>
+          <w:p>
+            <w:r>
+              <w:t xml:space="preserve">balanced</w:t>
+            </w:r>
+          </w:p>
+        </w:tc>
+      </w:tr>
+      <w:tr>
+        <w:tc>
+          <w:tcPr>
+            <w:tcW w:type="dxa" w:w="3200"/>
+            <w:shd w:fill="F2F2F2" w:val="clear"/>
+          </w:tcPr>
+          <w:p>
+            <w:r>
+              <w:rPr>
+                <w:b/>
+                <w:bCs/>
+              </w:rPr>
+              <w:t xml:space="preserve">Adjacent-node peers</w:t>
+            </w:r>
+          </w:p>
+        </w:tc>
+        <w:tc>
+          <w:tcPr>
+            <w:tcW w:type="dxa" w:w="5800"/>
+          </w:tcPr>
+          <w:p>
+            <w:r>
+              <w:t xml:space="preserve">Kaka Industries, Fenesta / DCM Shriram, Prince Pipes, Responsive Industries</w:t>
+            </w:r>
+          </w:p>
+        </w:tc>
+      </w:tr>
+    </w:tbl>
+    <w:p>
+      <w:pPr>
+        <w:spacing w:after="120"/>
+      </w:pPr>
+      <w:r>
+        <w:rPr>
+          <w:color w:val="666666"/>
+          <w:sz w:val="18"/>
+          <w:szCs w:val="18"/>
+        </w:rPr>
         <w:t xml:space="preserve">Not a bottleneck holder. The differentiators are the domestic cost position versus importers (Vox, Pare) and the end-to-end (supply + install) model versus panel-only peers like Kaka.</w:t>
+      </w:r>
+    </w:p>
+    <w:p>
+      <w:pPr>
+        <w:spacing w:after="120"/>
+      </w:pPr>
+      <w:r>
+        <w:rPr>
+          <w:b/>
+          <w:bCs/>
+          <w:sz w:val="20"/>
+          <w:szCs w:val="20"/>
+        </w:rPr>
+        <w:t xml:space="preserve">Quality metrics (ROCE · debt · FCF · margin · capex):</w:t>
+      </w:r>
+    </w:p>
+    <w:tbl>
+      <w:tblPr>
+        <w:tblW w:type="dxa" w:w="9000"/>
+        <w:tblBorders>
+          <w:top w:val="single" w:color="auto" w:sz="4"/>
+          <w:left w:val="single" w:color="auto" w:sz="4"/>
+          <w:bottom w:val="single" w:color="auto" w:sz="4"/>
+          <w:right w:val="single" w:color="auto" w:sz="4"/>
+          <w:insideH w:val="single" w:color="auto" w:sz="4"/>
+          <w:insideV w:val="single" w:color="auto" w:sz="4"/>
+        </w:tblBorders>
+      </w:tblPr>
+      <w:tblGrid>
+        <w:gridCol w:w="3200"/>
+        <w:gridCol w:w="5800"/>
+      </w:tblGrid>
+      <w:tr>
+        <w:tc>
+          <w:tcPr>
+            <w:tcW w:type="dxa" w:w="3200"/>
+            <w:shd w:fill="F2F2F2" w:val="clear"/>
+          </w:tcPr>
+          <w:p>
+            <w:r>
+              <w:rPr>
+                <w:b/>
+                <w:bCs/>
+              </w:rPr>
+              <w:t xml:space="preserve">Assessment</w:t>
+            </w:r>
+          </w:p>
+        </w:tc>
+        <w:tc>
+          <w:tcPr>
+            <w:tcW w:type="dxa" w:w="5800"/>
+          </w:tcPr>
+          <w:p>
+            <w:r>
+              <w:t xml:space="preserve">positive</w:t>
+            </w:r>
+          </w:p>
+        </w:tc>
+      </w:tr>
+      <w:tr>
+        <w:tc>
+          <w:tcPr>
+            <w:tcW w:type="dxa" w:w="3200"/>
+            <w:shd w:fill="F2F2F2" w:val="clear"/>
+          </w:tcPr>
+          <w:p>
+            <w:r>
+              <w:rPr>
+                <w:b/>
+                <w:bCs/>
+              </w:rPr>
+              <w:t xml:space="preserve">ROCE</w:t>
+            </w:r>
+          </w:p>
+        </w:tc>
+        <w:tc>
+          <w:tcPr>
+            <w:tcW w:type="dxa" w:w="5800"/>
+          </w:tcPr>
+          <w:p>
+            <w:r>
+              <w:t xml:space="preserve">26% (improving)</w:t>
+            </w:r>
+          </w:p>
+        </w:tc>
+      </w:tr>
+      <w:tr>
+        <w:tc>
+          <w:tcPr>
+            <w:tcW w:type="dxa" w:w="3200"/>
+            <w:shd w:fill="F2F2F2" w:val="clear"/>
+          </w:tcPr>
+          <w:p>
+            <w:r>
+              <w:rPr>
+                <w:b/>
+                <w:bCs/>
+              </w:rPr>
+              <w:t xml:space="preserve">Leverage</w:t>
+            </w:r>
+          </w:p>
+        </w:tc>
+        <w:tc>
+          <w:tcPr>
+            <w:tcW w:type="dxa" w:w="5800"/>
+          </w:tcPr>
+          <w:p>
+            <w:r>
+              <w:t xml:space="preserve">Net debt/EBITDA 1.3x</w:t>
+            </w:r>
+          </w:p>
+        </w:tc>
+      </w:tr>
+      <w:tr>
+        <w:tc>
+          <w:tcPr>
+            <w:tcW w:type="dxa" w:w="3200"/>
+            <w:shd w:fill="F2F2F2" w:val="clear"/>
+          </w:tcPr>
+          <w:p>
+            <w:r>
+              <w:rPr>
+                <w:b/>
+                <w:bCs/>
+              </w:rPr>
+              <w:t xml:space="preserve">FCF conversion</w:t>
+            </w:r>
+          </w:p>
+        </w:tc>
+        <w:tc>
+          <w:tcPr>
+            <w:tcW w:type="dxa" w:w="5800"/>
+          </w:tcPr>
+          <w:p>
+            <w:r>
+              <w:t xml:space="preserve">10%</w:t>
+            </w:r>
+          </w:p>
+        </w:tc>
+      </w:tr>
+      <w:tr>
+        <w:tc>
+          <w:tcPr>
+            <w:tcW w:type="dxa" w:w="3200"/>
+            <w:shd w:fill="F2F2F2" w:val="clear"/>
+          </w:tcPr>
+          <w:p>
+            <w:r>
+              <w:rPr>
+                <w:b/>
+                <w:bCs/>
+              </w:rPr>
+              <w:t xml:space="preserve">Margin trend</w:t>
+            </w:r>
+          </w:p>
+        </w:tc>
+        <w:tc>
+          <w:tcPr>
+            <w:tcW w:type="dxa" w:w="5800"/>
+          </w:tcPr>
+          <w:p>
+            <w:r>
+              <w:t xml:space="preserve">expanding</w:t>
+            </w:r>
+          </w:p>
+        </w:tc>
+      </w:tr>
+      <w:tr>
+        <w:tc>
+          <w:tcPr>
+            <w:tcW w:type="dxa" w:w="3200"/>
+            <w:shd w:fill="F2F2F2" w:val="clear"/>
+          </w:tcPr>
+          <w:p>
+            <w:r>
+              <w:rPr>
+                <w:b/>
+                <w:bCs/>
+              </w:rPr>
+              <w:t xml:space="preserve">Capex efficiency</w:t>
+            </w:r>
+          </w:p>
+        </w:tc>
+        <w:tc>
+          <w:tcPr>
+            <w:tcW w:type="dxa" w:w="5800"/>
+          </w:tcPr>
+          <w:p>
+            <w:r>
+              <w:t xml:space="preserve">productive</w:t>
+            </w:r>
+          </w:p>
+        </w:tc>
+      </w:tr>
+    </w:tbl>
+    <w:p>
+      <w:pPr>
+        <w:spacing w:after="60" w:before="120"/>
+      </w:pPr>
+      <w:r>
+        <w:rPr>
+          <w:b/>
+          <w:bCs/>
+          <w:sz w:val="20"/>
+          <w:szCs w:val="20"/>
+        </w:rPr>
+        <w:t xml:space="preserve">Track record (Coffee Can persistence check): </w:t>
+      </w:r>
+      <w:r>
+        <w:rPr>
+          <w:sz w:val="20"/>
+          <w:szCs w:val="20"/>
+        </w:rPr>
+        <w:t xml:space="preserve">cleared revenue growth ≥10% AND ROCE ≥15% in 3 of the last 8 years (consistency_score 38)</w:t>
+      </w:r>
+    </w:p>
+    <w:p>
+      <w:pPr>
+        <w:spacing w:after="120"/>
+      </w:pPr>
+      <w:r>
+        <w:rPr>
+          <w:color w:val="666666"/>
+          <w:sz w:val="18"/>
+          <w:szCs w:val="18"/>
+        </w:rPr>
+        <w:t xml:space="preserve">FY19-FY26 screener consolidated. Both revenue growth &gt;=10% AND ROCE &gt;=15% in the same FY: FY24 (+23%, ROCE 19%), FY25 (+11%, 20%), FY26 (+12%, 26%). The strong-growth years FY22 (+26%) and FY23 (+28%) had sub-13% ROCE; ROCE only stepped above 15% from FY24 as the mix shifted to higher-margin fluted/soffit panels + end-to-end installation.</w:t>
       </w:r>
     </w:p>
     <w:p>

--- a/projects/valuepickr-open-screen/docs/Dhabriya Polywood.docx
+++ b/projects/valuepickr-open-screen/docs/Dhabriya Polywood.docx
@@ -32,7 +32,7 @@
           <w:sz w:val="22"/>
           <w:szCs w:val="22"/>
         </w:rPr>
-        <w:t xml:space="preserve">Jaipur maker + installer of uPVC/PVC profiles, windows and modular furniture (brand 'Polywood'), with a rising-margin fluted/soffit wall-panel line and improving ROCE — a clean, cheap small-cap compounder, but no 10x path at ~10% latest-quarter revenue growth</w:t>
+        <w:t xml:space="preserve">Jaipur maker + installer of uPVC/PVC profiles, windows and modular furniture (brand 'Polywood'), now scaling a genuine second growth leg (aluminium windows/facade, Rs56cr+ backlog) with PAT compounding far faster than revenue (+67% FY26, +35% Q1 FY27 on ~10-12% topline growth) -- a clean, cheap (~16x) small-cap compounder, but still no 10x path at this scale</w:t>
       </w:r>
     </w:p>
     <w:p>
@@ -49,7 +49,7 @@
         <w:spacing w:after="120"/>
       </w:pPr>
       <w:r>
-        <w:t xml:space="preserve">Dhabriya Polywood extrudes uPVC/PVC profiles under the 'Polywood' brand and makes uPVC windows and doors, modular furniture, and (newer, higher-margin) fluted and soffit wall panels; a facade-solutions line is planned in the next capex. It sells directly to builders — including luxury developers DLF, M3M and Emaar — and offers end-to-end solutions including installation, which lifts its margin profile versus panel-only peers. FY25 segment revenue: PVC profiles ~Rs 135 Cr, uPVC windows ~Rs 60 Cr, modular furniture ~Rs 40 Cr, with fluted/soffit panels ~Rs 40 Cr inside the profile segment. Extrusion capacity ~24,000 MTPA; windows ~13 lakh sq ft.</w:t>
+        <w:t xml:space="preserve">Dhabriya Polywood extrudes uPVC/PVC profiles under the 'Polywood' brand and makes uPVC windows and doors, modular furniture, and (newer, higher-margin) fluted and soffit wall panels; a new Aluminium Windows &amp; Facade division is scaling with a Rs56cr+ order backlog guided to contribute Rs40-50cr revenue in FY27. It sells directly to builders -- including luxury developers DLF, M3M, Emaar and Godrej Properties -- and offers end-to-end solutions including installation, which lifts its margin profile versus panel-only peers. FY25 segment revenue: PVC profiles ~Rs 135 Cr, uPVC windows ~Rs 60 Cr, modular furniture ~Rs 40 Cr, with fluted/soffit panels ~Rs 40 Cr inside the profile segment. Extrusion capacity ~24,000 MTPA; windows ~13 lakh sq ft. A Board-approved Rs100 Cr capex programme (FY26-FY28) is funding a Jaipur facility upgrade and the facade capacity build-out.</w:t>
       </w:r>
     </w:p>
     <w:p>
@@ -99,7 +99,7 @@
           </w:tcPr>
           <w:p>
             <w:r>
-              <w:t xml:space="preserve">~Rs 485 Cr (small-cap)</w:t>
+              <w:t xml:space="preserve">~Rs 503-560 Cr (small-cap; conflicting recent quotes, Sept 2026)</w:t>
             </w:r>
           </w:p>
         </w:tc>
@@ -126,34 +126,34 @@
           </w:tcPr>
           <w:p>
             <w:r>
-              <w:t xml:space="preserve">~22.3% / ~23.3%; ROCE improved from ~18.9% (FY24) to ~25.7% (FY26)</w:t>
-            </w:r>
-          </w:p>
-        </w:tc>
-      </w:tr>
-      <w:tr>
-        <w:tc>
-          <w:tcPr>
-            <w:tcW w:type="dxa" w:w="3200"/>
-            <w:shd w:fill="F2F2F2" w:val="clear"/>
-          </w:tcPr>
-          <w:p>
-            <w:r>
-              <w:rPr>
-                <w:b/>
-                <w:bCs/>
-              </w:rPr>
-              <w:t xml:space="preserve">Revenue CAGR</w:t>
-            </w:r>
-          </w:p>
-        </w:tc>
-        <w:tc>
-          <w:tcPr>
-            <w:tcW w:type="dxa" w:w="5800"/>
-          </w:tcPr>
-          <w:p>
-            <w:r>
-              <w:t xml:space="preserve">~16.7% (well above the ~4% industry median)</w:t>
+              <w:t xml:space="preserve">~25.6-26% / ~26.3%; ROCE improved from ~19% (FY24) to ~20% (FY25) to ~26% (FY26)</w:t>
+            </w:r>
+          </w:p>
+        </w:tc>
+      </w:tr>
+      <w:tr>
+        <w:tc>
+          <w:tcPr>
+            <w:tcW w:type="dxa" w:w="3200"/>
+            <w:shd w:fill="F2F2F2" w:val="clear"/>
+          </w:tcPr>
+          <w:p>
+            <w:r>
+              <w:rPr>
+                <w:b/>
+                <w:bCs/>
+              </w:rPr>
+              <w:t xml:space="preserve">Revenue / PAT (FY22-FY26)</w:t>
+            </w:r>
+          </w:p>
+        </w:tc>
+        <w:tc>
+          <w:tcPr>
+            <w:tcW w:type="dxa" w:w="5800"/>
+          </w:tcPr>
+          <w:p>
+            <w:r>
+              <w:t xml:space="preserve">FY22 Rs134Cr/Rs5Cr, FY23 Rs171Cr/Rs8Cr, FY24 Rs211Cr/Rs14Cr, FY25 Rs235Cr/Rs18Cr, FY26 Rs264Cr/Rs30Cr -- PAT +67% FY26 on only +12.6% revenue growth</w:t>
             </w:r>
           </w:p>
         </w:tc>
@@ -180,7 +180,7 @@
           </w:tcPr>
           <w:p>
             <w:r>
-              <w:t xml:space="preserve">Revenue Rs 68.3 Cr (+10% YoY); PAT Rs 8.86 Cr (+35% YoY); EBITDA margin expanded</w:t>
+              <w:t xml:space="preserve">Revenue Rs 68.31 Cr (+10.0% YoY); PAT Rs 8.86 Cr (+35.4% YoY); EBITDA Rs15.76Cr (+27.6%); EBITDA margin 23.07% vs 19.90% YoY (+317bps)</w:t>
             </w:r>
           </w:p>
         </w:tc>
@@ -207,7 +207,7 @@
           </w:tcPr>
           <w:p>
             <w:r>
-              <w:t xml:space="preserve">Order book Rs 200 Cr+; ~Rs 100 Cr capex approved (adds facade solutions)</w:t>
+              <w:t xml:space="preserve">Order book Rs 200 Cr+ (all-time high); Aluminium Windows &amp; Facade division backlog Rs56Cr+ guided to deliver Rs40-50Cr FY27 revenue; Rs 100 Cr capex (FY26-FY28: ~Rs27Cr deployed FY26, Rs35-40Cr guided FY27 for Jaipur upgrade, Rs20-30Cr FY28)</w:t>
             </w:r>
           </w:p>
         </w:tc>
@@ -234,7 +234,7 @@
           </w:tcPr>
           <w:p>
             <w:r>
-              <w:t xml:space="preserve">Borrowings reduced over the last few years; loans &amp; advances brought to nil (per thread)</w:t>
+              <w:t xml:space="preserve">Borrowings rose to Rs76Cr (Mar-2026) from Rs53Cr (Mar-2025) as the capex programme ramps -- a reversal of the earlier multi-year deleveraging trend, not yet a concern given rising ROCE but a genuine change from the prior 'debt reduced, advances nil' picture</w:t>
             </w:r>
           </w:p>
         </w:tc>
@@ -261,7 +261,34 @@
           </w:tcPr>
           <w:p>
             <w:r>
-              <w:t xml:space="preserve">~14x trailing</w:t>
+              <w:t xml:space="preserve">~15.5-17x trailing (recent quotes conflict: Rs465-520 price range, Sept 2026)</w:t>
+            </w:r>
+          </w:p>
+        </w:tc>
+      </w:tr>
+      <w:tr>
+        <w:tc>
+          <w:tcPr>
+            <w:tcW w:type="dxa" w:w="3200"/>
+            <w:shd w:fill="F2F2F2" w:val="clear"/>
+          </w:tcPr>
+          <w:p>
+            <w:r>
+              <w:rPr>
+                <w:b/>
+                <w:bCs/>
+              </w:rPr>
+              <w:t xml:space="preserve">Dividend</w:t>
+            </w:r>
+          </w:p>
+        </w:tc>
+        <w:tc>
+          <w:tcPr>
+            <w:tcW w:type="dxa" w:w="5800"/>
+          </w:tcPr>
+          <w:p>
+            <w:r>
+              <w:t xml:space="preserve">Rs0.70/share recommended with FY26 results (May-2026 board meeting) -- dividend initiated</w:t>
             </w:r>
           </w:p>
         </w:tc>
@@ -288,7 +315,7 @@
           </w:tcPr>
           <w:p>
             <w:r>
-              <w:t xml:space="preserve">Ashish Kacholia and Mukul Agarwal have held stakes; Mukul Agarwal has been steadily trimming (after an ~8-9x gain)</w:t>
+              <w:t xml:space="preserve">Promoter (Digvijay Dhabriya) ~67.75-67.8%, stable for the last ~4 quarters (Sep2025-Jun2026) after declining from 74.22% (Mar2023); Ashish Kacholia held ~5.3% as of Jun-2026 (one dated source claims a full exit via Surya Vanshi Pvt Ltd with Abakkus Fund/Sunil Singhania stepping in -- not corroborated by the more recent Jun-2026 shareholding disclosure, treat as unresolved); Mukul Agarwal's current position not independently re-confirmed this pass</w:t>
             </w:r>
           </w:p>
         </w:tc>
@@ -304,7 +331,7 @@
         <w:spacing w:after="120"/>
       </w:pPr>
       <w:r>
-        <w:t xml:space="preserve">A genuinely good small-cap: 16%+ revenue CAGR, ROCE stepping up from ~19% to ~26% over two years, margins expanding on a richer mix (fluted/soffit panels, end-to-end installation) and a favourable PVC-resin price (~Rs 70-74/kg, possibly the cycle bottom, with anti-dumping duty on resin imports). Q1 FY27 PAT +35% on +10% revenue shows the operating leverage. The constraint on the thesis is scale and growth rate: at ~Rs 68 Cr quarterly revenue and ~10% latest-quarter topline growth, the honest multi-year return is ~2-3x, not 10x.</w:t>
+        <w:t xml:space="preserve">A genuinely good, improving small-cap: ROCE stepped up from ~19% (FY24) to ~26% (FY26), and PAT is now compounding far faster than revenue (+67% FY26, +35.4% Q1 FY27) on margin expansion (EBITDA margin +317bps YoY in Q1 FY27) as the mix shifts toward higher-margin fluted/soffit panels, end-to-end installation, and the new Aluminium Windows &amp; Facade division. Revenue growth itself has stayed muted (~10-12% in FY25-FY26 and Q1 FY27, down from ~23-28% in FY22-FY24) -- but this reflects an extended monsoon plus Delhi-NCR GRAP construction restrictions (FY25) and deferred site execution by large developers in Maharashtra/Delhi NCR (FY26), not weakening demand: the order book (Rs200Cr+, including a new Rs56Cr+ facade backlog) is at an all-time high, well ahead of the reported run-rate. The company is funding a Rs100Cr multi-year capex programme partly through rising debt (borrowings Rs53Cr-&gt;Rs76Cr in the last year) -- a reversal of the earlier deleveraging narrative, though returns are still rising alongside it. A maiden dividend (Rs0.70/share) was recommended with FY26 results. The constraint on the thesis remains scale: at ~Rs68Cr quarterly revenue, the honest multi-year return is ~2-3x, not 10x, even if order-book conversion normalizes and margin keeps expanding.</w:t>
       </w:r>
     </w:p>
     <w:p>
@@ -313,7 +340,7 @@
         <w:spacing w:after="120" w:before="280"/>
       </w:pPr>
       <w:r>
-        <w:t xml:space="preserve">Guidance &amp; Expectation Gap</w:t>
+        <w:t xml:space="preserve">Deep-Dive: Primary Documents (Annual Reports, Quarterly Results, Exchange Filings)</w:t>
       </w:r>
     </w:p>
     <w:p>
@@ -328,7 +355,1181 @@
           <w:sz w:val="18"/>
           <w:szCs w:val="18"/>
         </w:rPr>
+        <w:t xml:space="preserve">Pass 1 — 2026-09-18. Built from the company's own filings (3 years of annual reports, ~4 quarters of results/concalls, and 6 months of BSE/NSE announcements), read via the web — a deeper layer than the forum-sentiment read below.</w:t>
+      </w:r>
+    </w:p>
+    <w:p>
+      <w:pPr>
+        <w:spacing w:after="120"/>
+      </w:pPr>
+      <w:r>
+        <w:rPr>
+          <w:b/>
+          <w:bCs/>
+          <w:sz w:val="20"/>
+          <w:szCs w:val="20"/>
+        </w:rPr>
+        <w:t xml:space="preserve">Sources reviewed this pass:</w:t>
+      </w:r>
+    </w:p>
+    <w:p>
+      <w:pPr>
+        <w:pStyle w:val="ListParagraph"/>
+        <w:numPr>
+          <w:ilvl w:val="0"/>
+          <w:numId w:val="1"/>
+        </w:numPr>
+        <w:spacing w:after="60"/>
+      </w:pPr>
+      <w:r>
+        <w:t xml:space="preserve">screener.in/company/538715/consolidated (financials + shareholding pattern)</w:t>
+      </w:r>
+    </w:p>
+    <w:p>
+      <w:pPr>
+        <w:pStyle w:val="ListParagraph"/>
+        <w:numPr>
+          <w:ilvl w:val="0"/>
+          <w:numId w:val="1"/>
+        </w:numPr>
+        <w:spacing w:after="60"/>
+      </w:pPr>
+      <w:r>
+        <w:t xml:space="preserve">trendlyne.com equity/share-holding/DHABRIYA (latest shareholding pattern)</w:t>
+      </w:r>
+    </w:p>
+    <w:p>
+      <w:pPr>
+        <w:pStyle w:val="ListParagraph"/>
+        <w:numPr>
+          <w:ilvl w:val="0"/>
+          <w:numId w:val="1"/>
+        </w:numPr>
+        <w:spacing w:after="60"/>
+      </w:pPr>
+      <w:r>
+        <w:t xml:space="preserve">rakesh-jhunjhunwala.in article on Ashish Kacholia exit / Abakkus Fund entry</w:t>
+      </w:r>
+    </w:p>
+    <w:p>
+      <w:pPr>
+        <w:pStyle w:val="ListParagraph"/>
+        <w:numPr>
+          <w:ilvl w:val="0"/>
+          <w:numId w:val="1"/>
+        </w:numPr>
+        <w:spacing w:after="60"/>
+      </w:pPr>
+      <w:r>
+        <w:t xml:space="preserve">WebSearch: Q1 FY27 results, FY25/FY26 annual report + capex/facade detail, promoter/Kacholia/Agarwal shareholding, current valuation, BSE order-win announcements, PVC resin/fluted-panel demand</w:t>
+      </w:r>
+    </w:p>
+    <w:p>
+      <w:pPr>
+        <w:spacing w:after="120"/>
+      </w:pPr>
+      <w:r>
+        <w:rPr>
+          <w:b/>
+          <w:bCs/>
+          <w:sz w:val="20"/>
+          <w:szCs w:val="20"/>
+        </w:rPr>
+        <w:t xml:space="preserve">Annual-report findings (3-year view):</w:t>
+      </w:r>
+    </w:p>
+    <w:p>
+      <w:pPr>
+        <w:pStyle w:val="ListParagraph"/>
+        <w:numPr>
+          <w:ilvl w:val="0"/>
+          <w:numId w:val="1"/>
+        </w:numPr>
+        <w:spacing w:after="60"/>
+      </w:pPr>
+      <w:r>
+        <w:t xml:space="preserve">FY22-FY26 revenue: Rs134/171/211/235/264 Cr; PAT: Rs5/8/14/18/30 Cr -- PAT growth (67% FY26) has decisively outpaced revenue growth (12.6% FY26)</w:t>
+      </w:r>
+    </w:p>
+    <w:p>
+      <w:pPr>
+        <w:pStyle w:val="ListParagraph"/>
+        <w:numPr>
+          <w:ilvl w:val="0"/>
+          <w:numId w:val="1"/>
+        </w:numPr>
+        <w:spacing w:after="60"/>
+      </w:pPr>
+      <w:r>
+        <w:t xml:space="preserve">ROCE improved FY24 ~19% -&gt; FY25 ~20% -&gt; FY26 ~25.6-26%; ROE FY26 ~26.3%</w:t>
+      </w:r>
+    </w:p>
+    <w:p>
+      <w:pPr>
+        <w:pStyle w:val="ListParagraph"/>
+        <w:numPr>
+          <w:ilvl w:val="0"/>
+          <w:numId w:val="1"/>
+        </w:numPr>
+        <w:spacing w:after="60"/>
+      </w:pPr>
+      <w:r>
+        <w:t xml:space="preserve">Borrowings rose to Rs76Cr (Mar-2026) from Rs53Cr (Mar-2025) -- a reversal of the multi-year deleveraging trend, funding the new Rs100Cr capex programme</w:t>
+      </w:r>
+    </w:p>
+    <w:p>
+      <w:pPr>
+        <w:pStyle w:val="ListParagraph"/>
+        <w:numPr>
+          <w:ilvl w:val="0"/>
+          <w:numId w:val="1"/>
+        </w:numPr>
+        <w:spacing w:after="60"/>
+      </w:pPr>
+      <w:r>
+        <w:t xml:space="preserve">Board (26-May-2026) approved FY26 results and recommended a maiden dividend of Rs0.70/share; re-appointed Gaurav Jain &amp; Associates as cost auditor for FY27 (routine)</w:t>
+      </w:r>
+    </w:p>
+    <w:p>
+      <w:pPr>
+        <w:spacing w:after="120"/>
+      </w:pPr>
+      <w:r>
+        <w:rPr>
+          <w:b/>
+          <w:bCs/>
+          <w:sz w:val="20"/>
+          <w:szCs w:val="20"/>
+        </w:rPr>
+        <w:t xml:space="preserve">Quarterly trend (last ~4 quarters + concall commentary):</w:t>
+      </w:r>
+    </w:p>
+    <w:p>
+      <w:pPr>
+        <w:pStyle w:val="ListParagraph"/>
+        <w:numPr>
+          <w:ilvl w:val="0"/>
+          <w:numId w:val="1"/>
+        </w:numPr>
+        <w:spacing w:after="60"/>
+      </w:pPr>
+      <w:r>
+        <w:t xml:space="preserve">Q1 FY27: revenue Rs68.31Cr (+10.0% YoY), EBITDA Rs15.76Cr (+27.6% YoY), EBITDA margin 23.07% vs 19.90% YoY (+317bps), PAT Rs8.86Cr (+35.4% YoY)</w:t>
+      </w:r>
+    </w:p>
+    <w:p>
+      <w:pPr>
+        <w:pStyle w:val="ListParagraph"/>
+        <w:numPr>
+          <w:ilvl w:val="0"/>
+          <w:numId w:val="1"/>
+        </w:numPr>
+        <w:spacing w:after="60"/>
+      </w:pPr>
+      <w:r>
+        <w:t xml:space="preserve">Full-year revenue growth stepped down from ~23-28% (FY22-FY24) to ~10-12% (FY25-FY26), explained by an extended monsoon + Delhi-NCR GRAP restrictions (FY25) and deferred large-developer site execution in Maharashtra/Delhi-NCR (FY26)</w:t>
+      </w:r>
+    </w:p>
+    <w:p>
+      <w:pPr>
+        <w:spacing w:after="120"/>
+      </w:pPr>
+      <w:r>
+        <w:rPr>
+          <w:b/>
+          <w:bCs/>
+          <w:sz w:val="20"/>
+          <w:szCs w:val="20"/>
+        </w:rPr>
+        <w:t xml:space="preserve">Exchange announcements (last 6 months):</w:t>
+      </w:r>
+    </w:p>
+    <w:p>
+      <w:pPr>
+        <w:pStyle w:val="ListParagraph"/>
+        <w:numPr>
+          <w:ilvl w:val="0"/>
+          <w:numId w:val="1"/>
+        </w:numPr>
+        <w:spacing w:after="60"/>
+      </w:pPr>
+      <w:r>
+        <w:t xml:space="preserve">Rs4.78Cr external-facade order win from Godrej Properties (Delhi NCR, 12-month completion) -- first named facade-division order</w:t>
+      </w:r>
+    </w:p>
+    <w:p>
+      <w:pPr>
+        <w:pStyle w:val="ListParagraph"/>
+        <w:numPr>
+          <w:ilvl w:val="0"/>
+          <w:numId w:val="1"/>
+        </w:numPr>
+        <w:spacing w:after="60"/>
+      </w:pPr>
+      <w:r>
+        <w:t xml:space="preserve">14-Aug-2026: Rs10.63Cr work order for supply and installation of aluminium doors and windows</w:t>
+      </w:r>
+    </w:p>
+    <w:p>
+      <w:pPr>
+        <w:pStyle w:val="ListParagraph"/>
+        <w:numPr>
+          <w:ilvl w:val="0"/>
+          <w:numId w:val="1"/>
+        </w:numPr>
+        <w:spacing w:after="60"/>
+      </w:pPr>
+      <w:r>
+        <w:t xml:space="preserve">Rs15.17Cr order for aluminium doors and windows (separate announcement)</w:t>
+      </w:r>
+    </w:p>
+    <w:p>
+      <w:pPr>
+        <w:pStyle w:val="ListParagraph"/>
+        <w:numPr>
+          <w:ilvl w:val="0"/>
+          <w:numId w:val="1"/>
+        </w:numPr>
+        <w:spacing w:after="60"/>
+      </w:pPr>
+      <w:r>
+        <w:t xml:space="preserve">Order book (project business) at an all-time high of Rs200Cr+, including a Rs56Cr+ Aluminium Windows &amp; Facade backlog guided to deliver Rs40-50Cr FY27 revenue</w:t>
+      </w:r>
+    </w:p>
+    <w:p>
+      <w:pPr>
+        <w:pStyle w:val="ListParagraph"/>
+        <w:numPr>
+          <w:ilvl w:val="0"/>
+          <w:numId w:val="1"/>
+        </w:numPr>
+        <w:spacing w:after="60"/>
+      </w:pPr>
+      <w:r>
+        <w:t xml:space="preserve">26-May-2026 board meeting: FY26 results approved, maiden dividend of Rs0.70/share recommended, cost auditor re-appointed</w:t>
+      </w:r>
+    </w:p>
+    <w:p>
+      <w:pPr>
+        <w:pStyle w:val="ListParagraph"/>
+        <w:numPr>
+          <w:ilvl w:val="0"/>
+          <w:numId w:val="1"/>
+        </w:numPr>
+        <w:spacing w:after="60"/>
+      </w:pPr>
+      <w:r>
+        <w:t xml:space="preserve">Promoter shareholding flat at ~67.8% across the last four quarters (Sep2025-Jun2026), pledge 0.0% throughout</w:t>
+      </w:r>
+    </w:p>
+    <w:p>
+      <w:pPr>
+        <w:spacing w:after="120"/>
+      </w:pPr>
+      <w:r>
+        <w:rPr>
+          <w:b/>
+          <w:bCs/>
+          <w:sz w:val="20"/>
+          <w:szCs w:val="20"/>
+        </w:rPr>
+        <w:t xml:space="preserve">Key new facts vs. the prior write-up:</w:t>
+      </w:r>
+    </w:p>
+    <w:p>
+      <w:pPr>
+        <w:pStyle w:val="ListParagraph"/>
+        <w:numPr>
+          <w:ilvl w:val="0"/>
+          <w:numId w:val="1"/>
+        </w:numPr>
+        <w:spacing w:after="60"/>
+      </w:pPr>
+      <w:r>
+        <w:t xml:space="preserve">PAT is compounding far faster than revenue (+67% FY26, +35.4% Q1 FY27 vs +12.6%/+10.0% revenue growth) -- a stronger operating-leverage story than the pre-dive file captured</w:t>
+      </w:r>
+    </w:p>
+    <w:p>
+      <w:pPr>
+        <w:pStyle w:val="ListParagraph"/>
+        <w:numPr>
+          <w:ilvl w:val="0"/>
+          <w:numId w:val="1"/>
+        </w:numPr>
+        <w:spacing w:after="60"/>
+      </w:pPr>
+      <w:r>
+        <w:t xml:space="preserve">A second, distinct growth leg (Aluminium Windows &amp; Facade) has now won its first named orders (Godrej Properties, plus two other aluminium-doors/windows orders), moving this from a plan to a commercial-stage commitment</w:t>
+      </w:r>
+    </w:p>
+    <w:p>
+      <w:pPr>
+        <w:pStyle w:val="ListParagraph"/>
+        <w:numPr>
+          <w:ilvl w:val="0"/>
+          <w:numId w:val="1"/>
+        </w:numPr>
+        <w:spacing w:after="60"/>
+      </w:pPr>
+      <w:r>
+        <w:t xml:space="preserve">Borrowings actually rose in the last year (Rs53Cr-&gt;Rs76Cr) to fund the new capex programme -- this corrects the pre-dive file's framing of a straightforward multi-year deleveraging story</w:t>
+      </w:r>
+    </w:p>
+    <w:p>
+      <w:pPr>
+        <w:pStyle w:val="ListParagraph"/>
+        <w:numPr>
+          <w:ilvl w:val="0"/>
+          <w:numId w:val="1"/>
+        </w:numPr>
+        <w:spacing w:after="60"/>
+      </w:pPr>
+      <w:r>
+        <w:t xml:space="preserve">A maiden dividend (Rs0.70/share) was recommended with FY26 results -- a new capital-allocation signal not previously on file</w:t>
+      </w:r>
+    </w:p>
+    <w:p>
+      <w:pPr>
+        <w:pStyle w:val="ListParagraph"/>
+        <w:numPr>
+          <w:ilvl w:val="0"/>
+          <w:numId w:val="1"/>
+        </w:numPr>
+        <w:spacing w:after="60"/>
+      </w:pPr>
+      <w:r>
+        <w:t xml:space="preserve">Promoter holding has stabilized (flat ~67.8% for four quarters) rather than continuing to decline, and pledge remains 0.0% throughout</w:t>
+      </w:r>
+    </w:p>
+    <w:p>
+      <w:pPr>
+        <w:pStyle w:val="ListParagraph"/>
+        <w:numPr>
+          <w:ilvl w:val="0"/>
+          <w:numId w:val="1"/>
+        </w:numPr>
+        <w:spacing w:after="60"/>
+      </w:pPr>
+      <w:r>
+        <w:t xml:space="preserve">Ashish Kacholia's current position is contested between sources -- one claims a full exit (Abakkus Fund stepping in), the more recent shareholding disclosure shows him still holding ~5.3% -- left unresolved rather than asserted either way</w:t>
+      </w:r>
+    </w:p>
+    <w:p>
+      <w:pPr>
+        <w:pStyle w:val="ListParagraph"/>
+        <w:numPr>
+          <w:ilvl w:val="0"/>
+          <w:numId w:val="1"/>
+        </w:numPr>
+        <w:spacing w:after="60"/>
+      </w:pPr>
+      <w:r>
+        <w:t xml:space="preserve">The muted ~10-12% revenue growth since FY25 has an identifiable external cause (monsoon/GRAP FY25, developer site deferrals FY26), not demand weakness, against an order book at an all-time high</w:t>
+      </w:r>
+    </w:p>
+    <w:p>
+      <w:pPr>
+        <w:spacing w:after="120"/>
+      </w:pPr>
+      <w:r>
+        <w:rPr>
+          <w:b/>
+          <w:bCs/>
+          <w:sz w:val="20"/>
+          <w:szCs w:val="20"/>
+        </w:rPr>
+        <w:t xml:space="preserve">Open questions / what to watch:</w:t>
+      </w:r>
+    </w:p>
+    <w:p>
+      <w:pPr>
+        <w:pStyle w:val="ListParagraph"/>
+        <w:numPr>
+          <w:ilvl w:val="0"/>
+          <w:numId w:val="1"/>
+        </w:numPr>
+        <w:spacing w:after="60"/>
+      </w:pPr>
+      <w:r>
+        <w:t xml:space="preserve">Whether the FY25/FY26 pattern of deferred/delayed site execution recurs in FY27 or the order book converts on schedule</w:t>
+      </w:r>
+    </w:p>
+    <w:p>
+      <w:pPr>
+        <w:pStyle w:val="ListParagraph"/>
+        <w:numPr>
+          <w:ilvl w:val="0"/>
+          <w:numId w:val="1"/>
+        </w:numPr>
+        <w:spacing w:after="60"/>
+      </w:pPr>
+      <w:r>
+        <w:t xml:space="preserve">Resolution of the Ashish Kacholia holding discrepancy (full exit vs ~5.3% current stake)</w:t>
+      </w:r>
+    </w:p>
+    <w:p>
+      <w:pPr>
+        <w:pStyle w:val="ListParagraph"/>
+        <w:numPr>
+          <w:ilvl w:val="0"/>
+          <w:numId w:val="1"/>
+        </w:numPr>
+        <w:spacing w:after="60"/>
+      </w:pPr>
+      <w:r>
+        <w:t xml:space="preserve">Independent re-verification of fcf_conversion_pct and RPT trend -- not resourced this pass, carried forward from the prior read as 'unclear'</w:t>
+      </w:r>
+    </w:p>
+    <w:p>
+      <w:pPr>
+        <w:pStyle w:val="ListParagraph"/>
+        <w:numPr>
+          <w:ilvl w:val="0"/>
+          <w:numId w:val="1"/>
+        </w:numPr>
+        <w:spacing w:after="60"/>
+      </w:pPr>
+      <w:r>
+        <w:t xml:space="preserve">Working-capital day-count detail (inventory/receivable/payable days) -- not cleanly sourced this pass, left absent rather than guessed</w:t>
+      </w:r>
+    </w:p>
+    <w:p>
+      <w:pPr>
+        <w:pStyle w:val="ListParagraph"/>
+        <w:numPr>
+          <w:ilvl w:val="0"/>
+          <w:numId w:val="1"/>
+        </w:numPr>
+        <w:spacing w:after="60"/>
+      </w:pPr>
+      <w:r>
+        <w:t xml:space="preserve">Whether the facade division's margin profile matches or dilutes the core business as it scales past its first orders</w:t>
+      </w:r>
+    </w:p>
+    <w:p>
+      <w:pPr>
+        <w:spacing w:after="120" w:before="120"/>
+      </w:pPr>
+      <w:r>
+        <w:rPr>
+          <w:b/>
+          <w:bCs/>
+          <w:sz w:val="20"/>
+          <w:szCs w:val="20"/>
+        </w:rPr>
+        <w:t xml:space="preserve">Conviction impact: </w:t>
+      </w:r>
+      <w:r>
+        <w:rPr>
+          <w:sz w:val="20"/>
+          <w:szCs w:val="20"/>
+        </w:rPr>
+        <w:t xml:space="preserve">Medium -&gt; Medium (no change, materially firmer evidence). ROCE rising to ~26%, PAT compounding at 35-67% YoY on genuine margin expansion, a second growth leg (Aluminium Windows &amp; Facade) now with named orders won, and a maiden dividend initiated are real positives that firm up the existing Medium conviction rather than raising it further. Offsetting factors -- borrowings rising Rs53Cr-&gt;Rs76Cr to fund the new capex cycle (a reversal of the earlier deleveraging story), an unresolved discrepancy over Ashish Kacholia's current stake, and the still-sub-scale ~Rs68Cr quarterly revenue -- keep this a real quality small-cap rather than a re-rating candidate. four_box score unchanged at 2.5 (valuation yes, others weak); thesis_fit stays 'neither' as the return-magnitude exception, while technically available, continues not to be invoked given the honest ~2-3x multi-year return math.</w:t>
+      </w:r>
+    </w:p>
+    <w:p>
+      <w:pPr>
+        <w:pStyle w:val="Heading1"/>
+        <w:spacing w:after="120" w:before="280"/>
+      </w:pPr>
+      <w:r>
+        <w:t xml:space="preserve">Guidance &amp; Expectation Gap</w:t>
+      </w:r>
+    </w:p>
+    <w:p>
+      <w:pPr>
+        <w:spacing w:after="120"/>
+      </w:pPr>
+      <w:r>
+        <w:rPr>
+          <w:i/>
+          <w:iCs/>
+          <w:color w:val="666666"/>
+          <w:sz w:val="18"/>
+          <w:szCs w:val="18"/>
+        </w:rPr>
         <w:t xml:space="preserve">Management guidance decoded into commitments, graded on the expectation → action → operational → commercial → financial ladder, then compared to what the current price appears to assume. Method: playbook/guidance-and-expectation-gap.md.</w:t>
+      </w:r>
+    </w:p>
+    <w:p>
+      <w:pPr>
+        <w:spacing w:after="120"/>
+      </w:pPr>
+      <w:r>
+        <w:rPr>
+          <w:b/>
+          <w:bCs/>
+          <w:sz w:val="20"/>
+          <w:szCs w:val="20"/>
+        </w:rPr>
+        <w:t xml:space="preserve">Commitment ladder (most-proven first):</w:t>
+      </w:r>
+    </w:p>
+    <w:tbl>
+      <w:tblPr>
+        <w:tblW w:type="dxa" w:w="9000"/>
+        <w:tblBorders>
+          <w:top w:val="single" w:color="auto" w:sz="4"/>
+          <w:left w:val="single" w:color="auto" w:sz="4"/>
+          <w:bottom w:val="single" w:color="auto" w:sz="4"/>
+          <w:right w:val="single" w:color="auto" w:sz="4"/>
+          <w:insideH w:val="single" w:color="auto" w:sz="4"/>
+          <w:insideV w:val="single" w:color="auto" w:sz="4"/>
+        </w:tblBorders>
+      </w:tblPr>
+      <w:tblGrid>
+        <w:gridCol w:w="1100"/>
+        <w:gridCol w:w="2600"/>
+        <w:gridCol w:w="2400"/>
+        <w:gridCol w:w="900"/>
+        <w:gridCol w:w="1200"/>
+        <w:gridCol w:w="800"/>
+      </w:tblGrid>
+      <w:tr>
+        <w:trPr>
+          <w:tblHeader/>
+        </w:trPr>
+        <w:tc>
+          <w:tcPr>
+            <w:tcW w:type="dxa" w:w="1100"/>
+            <w:shd w:fill="F2F2F2" w:val="clear"/>
+          </w:tcPr>
+          <w:p>
+            <w:r>
+              <w:rPr>
+                <w:b/>
+                <w:bCs/>
+                <w:sz w:val="18"/>
+                <w:szCs w:val="18"/>
+              </w:rPr>
+              <w:t xml:space="preserve">Area</w:t>
+            </w:r>
+          </w:p>
+        </w:tc>
+        <w:tc>
+          <w:tcPr>
+            <w:tcW w:type="dxa" w:w="2600"/>
+            <w:shd w:fill="F2F2F2" w:val="clear"/>
+          </w:tcPr>
+          <w:p>
+            <w:r>
+              <w:rPr>
+                <w:b/>
+                <w:bCs/>
+                <w:sz w:val="18"/>
+                <w:szCs w:val="18"/>
+              </w:rPr>
+              <w:t xml:space="preserve">Commitment</w:t>
+            </w:r>
+          </w:p>
+        </w:tc>
+        <w:tc>
+          <w:tcPr>
+            <w:tcW w:type="dxa" w:w="2400"/>
+            <w:shd w:fill="F2F2F2" w:val="clear"/>
+          </w:tcPr>
+          <w:p>
+            <w:r>
+              <w:rPr>
+                <w:b/>
+                <w:bCs/>
+                <w:sz w:val="18"/>
+                <w:szCs w:val="18"/>
+              </w:rPr>
+              <w:t xml:space="preserve">Specifics</w:t>
+            </w:r>
+          </w:p>
+        </w:tc>
+        <w:tc>
+          <w:tcPr>
+            <w:tcW w:type="dxa" w:w="900"/>
+            <w:shd w:fill="F2F2F2" w:val="clear"/>
+          </w:tcPr>
+          <w:p>
+            <w:r>
+              <w:rPr>
+                <w:b/>
+                <w:bCs/>
+                <w:sz w:val="18"/>
+                <w:szCs w:val="18"/>
+              </w:rPr>
+              <w:t xml:space="preserve">By when</w:t>
+            </w:r>
+          </w:p>
+        </w:tc>
+        <w:tc>
+          <w:tcPr>
+            <w:tcW w:type="dxa" w:w="1200"/>
+            <w:shd w:fill="F2F2F2" w:val="clear"/>
+          </w:tcPr>
+          <w:p>
+            <w:r>
+              <w:rPr>
+                <w:b/>
+                <w:bCs/>
+                <w:sz w:val="18"/>
+                <w:szCs w:val="18"/>
+              </w:rPr>
+              <w:t xml:space="preserve">Stage</w:t>
+            </w:r>
+          </w:p>
+        </w:tc>
+        <w:tc>
+          <w:tcPr>
+            <w:tcW w:type="dxa" w:w="800"/>
+            <w:shd w:fill="F2F2F2" w:val="clear"/>
+          </w:tcPr>
+          <w:p>
+            <w:r>
+              <w:rPr>
+                <w:b/>
+                <w:bCs/>
+                <w:sz w:val="18"/>
+                <w:szCs w:val="18"/>
+              </w:rPr>
+              <w:t xml:space="preserve">Thesis-critical</w:t>
+            </w:r>
+          </w:p>
+        </w:tc>
+      </w:tr>
+      <w:tr>
+        <w:tc>
+          <w:tcPr>
+            <w:tcW w:type="dxa" w:w="1100"/>
+          </w:tcPr>
+          <w:p>
+            <w:r>
+              <w:rPr>
+                <w:b w:val="false"/>
+                <w:bCs w:val="false"/>
+                <w:sz w:val="18"/>
+                <w:szCs w:val="18"/>
+              </w:rPr>
+              <w:t xml:space="preserve">new_business</w:t>
+            </w:r>
+          </w:p>
+        </w:tc>
+        <w:tc>
+          <w:tcPr>
+            <w:tcW w:type="dxa" w:w="2600"/>
+          </w:tcPr>
+          <w:p>
+            <w:r>
+              <w:rPr>
+                <w:b w:val="false"/>
+                <w:bCs w:val="false"/>
+                <w:sz w:val="18"/>
+                <w:szCs w:val="18"/>
+              </w:rPr>
+              <w:t xml:space="preserve">Aluminium Windows &amp; Facade division scale-up</w:t>
+            </w:r>
+          </w:p>
+        </w:tc>
+        <w:tc>
+          <w:tcPr>
+            <w:tcW w:type="dxa" w:w="2400"/>
+          </w:tcPr>
+          <w:p>
+            <w:r>
+              <w:rPr>
+                <w:b w:val="false"/>
+                <w:bCs w:val="false"/>
+                <w:sz w:val="18"/>
+                <w:szCs w:val="18"/>
+              </w:rPr>
+              <w:t xml:space="preserve">order backlog Rs56Cr+; guided to contribute Rs40-50Cr revenue in FY27; first named win a Rs4.78Cr Godrej Properties external-facade order</w:t>
+            </w:r>
+          </w:p>
+        </w:tc>
+        <w:tc>
+          <w:tcPr>
+            <w:tcW w:type="dxa" w:w="900"/>
+          </w:tcPr>
+          <w:p>
+            <w:r>
+              <w:rPr>
+                <w:b w:val="false"/>
+                <w:bCs w:val="false"/>
+                <w:sz w:val="18"/>
+                <w:szCs w:val="18"/>
+              </w:rPr>
+              <w:t xml:space="preserve">FY27</w:t>
+            </w:r>
+          </w:p>
+        </w:tc>
+        <w:tc>
+          <w:tcPr>
+            <w:tcW w:type="dxa" w:w="1200"/>
+          </w:tcPr>
+          <w:p>
+            <w:r>
+              <w:rPr>
+                <w:b w:val="false"/>
+                <w:bCs w:val="false"/>
+                <w:sz w:val="18"/>
+                <w:szCs w:val="18"/>
+              </w:rPr>
+              <w:t xml:space="preserve">commercial</w:t>
+            </w:r>
+          </w:p>
+        </w:tc>
+        <w:tc>
+          <w:tcPr>
+            <w:tcW w:type="dxa" w:w="800"/>
+          </w:tcPr>
+          <w:p>
+            <w:r>
+              <w:rPr>
+                <w:b w:val="false"/>
+                <w:bCs w:val="false"/>
+                <w:sz w:val="18"/>
+                <w:szCs w:val="18"/>
+              </w:rPr>
+              <w:t xml:space="preserve">yes</w:t>
+            </w:r>
+          </w:p>
+        </w:tc>
+      </w:tr>
+      <w:tr>
+        <w:tc>
+          <w:tcPr>
+            <w:tcW w:type="dxa" w:w="1100"/>
+          </w:tcPr>
+          <w:p>
+            <w:r>
+              <w:rPr>
+                <w:b w:val="false"/>
+                <w:bCs w:val="false"/>
+                <w:sz w:val="18"/>
+                <w:szCs w:val="18"/>
+              </w:rPr>
+              <w:t xml:space="preserve">orders</w:t>
+            </w:r>
+          </w:p>
+        </w:tc>
+        <w:tc>
+          <w:tcPr>
+            <w:tcW w:type="dxa" w:w="2600"/>
+          </w:tcPr>
+          <w:p>
+            <w:r>
+              <w:rPr>
+                <w:b w:val="false"/>
+                <w:bCs w:val="false"/>
+                <w:sz w:val="18"/>
+                <w:szCs w:val="18"/>
+              </w:rPr>
+              <w:t xml:space="preserve">Overall order book at an all-time high</w:t>
+            </w:r>
+          </w:p>
+        </w:tc>
+        <w:tc>
+          <w:tcPr>
+            <w:tcW w:type="dxa" w:w="2400"/>
+          </w:tcPr>
+          <w:p>
+            <w:r>
+              <w:rPr>
+                <w:b w:val="false"/>
+                <w:bCs w:val="false"/>
+                <w:sz w:val="18"/>
+                <w:szCs w:val="18"/>
+              </w:rPr>
+              <w:t xml:space="preserve">Rs200Cr+, up from ~Rs174Cr mid-FY26; conversion pace has been slowed by site deferrals in Maharashtra/Delhi-NCR</w:t>
+            </w:r>
+          </w:p>
+        </w:tc>
+        <w:tc>
+          <w:tcPr>
+            <w:tcW w:type="dxa" w:w="900"/>
+          </w:tcPr>
+          <w:p>
+            <w:r>
+              <w:rPr>
+                <w:b w:val="false"/>
+                <w:bCs w:val="false"/>
+                <w:sz w:val="18"/>
+                <w:szCs w:val="18"/>
+              </w:rPr>
+              <w:t xml:space="preserve">12M</w:t>
+            </w:r>
+          </w:p>
+        </w:tc>
+        <w:tc>
+          <w:tcPr>
+            <w:tcW w:type="dxa" w:w="1200"/>
+          </w:tcPr>
+          <w:p>
+            <w:r>
+              <w:rPr>
+                <w:b w:val="false"/>
+                <w:bCs w:val="false"/>
+                <w:sz w:val="18"/>
+                <w:szCs w:val="18"/>
+              </w:rPr>
+              <w:t xml:space="preserve">commercial</w:t>
+            </w:r>
+          </w:p>
+        </w:tc>
+        <w:tc>
+          <w:tcPr>
+            <w:tcW w:type="dxa" w:w="800"/>
+          </w:tcPr>
+          <w:p>
+            <w:r>
+              <w:rPr>
+                <w:b w:val="false"/>
+                <w:bCs w:val="false"/>
+                <w:sz w:val="18"/>
+                <w:szCs w:val="18"/>
+              </w:rPr>
+              <w:t xml:space="preserve">yes</w:t>
+            </w:r>
+          </w:p>
+        </w:tc>
+      </w:tr>
+      <w:tr>
+        <w:tc>
+          <w:tcPr>
+            <w:tcW w:type="dxa" w:w="1100"/>
+          </w:tcPr>
+          <w:p>
+            <w:r>
+              <w:rPr>
+                <w:b w:val="false"/>
+                <w:bCs w:val="false"/>
+                <w:sz w:val="18"/>
+                <w:szCs w:val="18"/>
+              </w:rPr>
+              <w:t xml:space="preserve">capex</w:t>
+            </w:r>
+          </w:p>
+        </w:tc>
+        <w:tc>
+          <w:tcPr>
+            <w:tcW w:type="dxa" w:w="2600"/>
+          </w:tcPr>
+          <w:p>
+            <w:r>
+              <w:rPr>
+                <w:b w:val="false"/>
+                <w:bCs w:val="false"/>
+                <w:sz w:val="18"/>
+                <w:szCs w:val="18"/>
+              </w:rPr>
+              <w:t xml:space="preserve">Rs100Cr multi-year capex programme (FY26-FY28: Jaipur facility upgrade + facade capacity)</w:t>
+            </w:r>
+          </w:p>
+        </w:tc>
+        <w:tc>
+          <w:tcPr>
+            <w:tcW w:type="dxa" w:w="2400"/>
+          </w:tcPr>
+          <w:p>
+            <w:r>
+              <w:rPr>
+                <w:b w:val="false"/>
+                <w:bCs w:val="false"/>
+                <w:sz w:val="18"/>
+                <w:szCs w:val="18"/>
+              </w:rPr>
+              <w:t xml:space="preserve">~Rs27Cr deployed FY26; Rs35-40Cr guided FY27; Rs20-30Cr guided FY28</w:t>
+            </w:r>
+          </w:p>
+        </w:tc>
+        <w:tc>
+          <w:tcPr>
+            <w:tcW w:type="dxa" w:w="900"/>
+          </w:tcPr>
+          <w:p>
+            <w:r>
+              <w:rPr>
+                <w:b w:val="false"/>
+                <w:bCs w:val="false"/>
+                <w:sz w:val="18"/>
+                <w:szCs w:val="18"/>
+              </w:rPr>
+              <w:t xml:space="preserve">FY28</w:t>
+            </w:r>
+          </w:p>
+        </w:tc>
+        <w:tc>
+          <w:tcPr>
+            <w:tcW w:type="dxa" w:w="1200"/>
+          </w:tcPr>
+          <w:p>
+            <w:r>
+              <w:rPr>
+                <w:b w:val="false"/>
+                <w:bCs w:val="false"/>
+                <w:sz w:val="18"/>
+                <w:szCs w:val="18"/>
+              </w:rPr>
+              <w:t xml:space="preserve">action</w:t>
+            </w:r>
+          </w:p>
+        </w:tc>
+        <w:tc>
+          <w:tcPr>
+            <w:tcW w:type="dxa" w:w="800"/>
+          </w:tcPr>
+          <w:p>
+            <w:r>
+              <w:rPr>
+                <w:b w:val="false"/>
+                <w:bCs w:val="false"/>
+                <w:sz w:val="18"/>
+                <w:szCs w:val="18"/>
+              </w:rPr>
+              <w:t xml:space="preserve">yes</w:t>
+            </w:r>
+          </w:p>
+        </w:tc>
+      </w:tr>
+      <w:tr>
+        <w:tc>
+          <w:tcPr>
+            <w:tcW w:type="dxa" w:w="1100"/>
+          </w:tcPr>
+          <w:p>
+            <w:r>
+              <w:rPr>
+                <w:b w:val="false"/>
+                <w:bCs w:val="false"/>
+                <w:sz w:val="18"/>
+                <w:szCs w:val="18"/>
+              </w:rPr>
+              <w:t xml:space="preserve">strategy</w:t>
+            </w:r>
+          </w:p>
+        </w:tc>
+        <w:tc>
+          <w:tcPr>
+            <w:tcW w:type="dxa" w:w="2600"/>
+          </w:tcPr>
+          <w:p>
+            <w:r>
+              <w:rPr>
+                <w:b w:val="false"/>
+                <w:bCs w:val="false"/>
+                <w:sz w:val="18"/>
+                <w:szCs w:val="18"/>
+              </w:rPr>
+              <w:t xml:space="preserve">Maiden dividend initiated</w:t>
+            </w:r>
+          </w:p>
+        </w:tc>
+        <w:tc>
+          <w:tcPr>
+            <w:tcW w:type="dxa" w:w="2400"/>
+          </w:tcPr>
+          <w:p>
+            <w:r>
+              <w:rPr>
+                <w:b w:val="false"/>
+                <w:bCs w:val="false"/>
+                <w:sz w:val="18"/>
+                <w:szCs w:val="18"/>
+              </w:rPr>
+              <w:t xml:space="preserve">Rs0.70/share recommended with FY26 results (26-May-2026 board meeting)</w:t>
+            </w:r>
+          </w:p>
+        </w:tc>
+        <w:tc>
+          <w:tcPr>
+            <w:tcW w:type="dxa" w:w="900"/>
+          </w:tcPr>
+          <w:p>
+            <w:r>
+              <w:rPr>
+                <w:b w:val="false"/>
+                <w:bCs w:val="false"/>
+                <w:sz w:val="18"/>
+                <w:szCs w:val="18"/>
+              </w:rPr>
+              <w:t xml:space="preserve">3M</w:t>
+            </w:r>
+          </w:p>
+        </w:tc>
+        <w:tc>
+          <w:tcPr>
+            <w:tcW w:type="dxa" w:w="1200"/>
+          </w:tcPr>
+          <w:p>
+            <w:r>
+              <w:rPr>
+                <w:b w:val="false"/>
+                <w:bCs w:val="false"/>
+                <w:sz w:val="18"/>
+                <w:szCs w:val="18"/>
+              </w:rPr>
+              <w:t xml:space="preserve">financial</w:t>
+            </w:r>
+          </w:p>
+        </w:tc>
+        <w:tc>
+          <w:tcPr>
+            <w:tcW w:type="dxa" w:w="800"/>
+          </w:tcPr>
+          <w:p>
+            <w:r>
+              <w:rPr>
+                <w:b w:val="false"/>
+                <w:bCs w:val="false"/>
+                <w:sz w:val="18"/>
+                <w:szCs w:val="18"/>
+              </w:rPr>
+              <w:t xml:space="preserve"/>
+            </w:r>
+          </w:p>
+        </w:tc>
+      </w:tr>
+    </w:tbl>
+    <w:p>
+      <w:pPr>
+        <w:spacing w:after="60" w:before="120"/>
+      </w:pPr>
+      <w:r>
+        <w:rPr>
+          <w:b/>
+          <w:bCs/>
+          <w:sz w:val="20"/>
+          <w:szCs w:val="20"/>
+        </w:rPr>
+        <w:t xml:space="preserve">Earnings chain: </w:t>
+      </w:r>
+      <w:r>
+        <w:rPr>
+          <w:b w:val="false"/>
+          <w:bCs w:val="false"/>
+          <w:sz w:val="20"/>
+          <w:szCs w:val="20"/>
+        </w:rPr>
+        <w:t xml:space="preserve">order book (Rs200Cr+, incl. Rs56Cr+ facade backlog) conversion</w:t>
+      </w:r>
+      <w:r>
+        <w:rPr>
+          <w:color w:val="666666"/>
+          <w:sz w:val="20"/>
+          <w:szCs w:val="20"/>
+        </w:rPr>
+        <w:t xml:space="preserve"> → </w:t>
+      </w:r>
+      <w:r>
+        <w:rPr>
+          <w:b w:val="false"/>
+          <w:bCs w:val="false"/>
+          <w:sz w:val="20"/>
+          <w:szCs w:val="20"/>
+        </w:rPr>
+        <w:t xml:space="preserve">builder/developer site execution</w:t>
+      </w:r>
+      <w:r>
+        <w:rPr>
+          <w:color w:val="666666"/>
+          <w:sz w:val="20"/>
+          <w:szCs w:val="20"/>
+        </w:rPr>
+        <w:t xml:space="preserve"> → </w:t>
+      </w:r>
+      <w:r>
+        <w:rPr>
+          <w:b w:val="false"/>
+          <w:bCs w:val="false"/>
+          <w:sz w:val="20"/>
+          <w:szCs w:val="20"/>
+        </w:rPr>
+        <w:t xml:space="preserve">revenue recognition</w:t>
+      </w:r>
+      <w:r>
+        <w:rPr>
+          <w:color w:val="666666"/>
+          <w:sz w:val="20"/>
+          <w:szCs w:val="20"/>
+        </w:rPr>
+        <w:t xml:space="preserve"> → </w:t>
+      </w:r>
+      <w:r>
+        <w:rPr>
+          <w:b w:val="false"/>
+          <w:bCs w:val="false"/>
+          <w:sz w:val="20"/>
+          <w:szCs w:val="20"/>
+        </w:rPr>
+        <w:t xml:space="preserve">mix shift to higher-margin fluted/soffit panels + facade</w:t>
+      </w:r>
+      <w:r>
+        <w:rPr>
+          <w:color w:val="666666"/>
+          <w:sz w:val="20"/>
+          <w:szCs w:val="20"/>
+        </w:rPr>
+        <w:t xml:space="preserve"> → </w:t>
+      </w:r>
+      <w:r>
+        <w:rPr>
+          <w:b w:val="false"/>
+          <w:bCs w:val="false"/>
+          <w:sz w:val="20"/>
+          <w:szCs w:val="20"/>
+        </w:rPr>
+        <w:t xml:space="preserve">EBITDA margin expansion</w:t>
+      </w:r>
+      <w:r>
+        <w:rPr>
+          <w:color w:val="666666"/>
+          <w:sz w:val="20"/>
+          <w:szCs w:val="20"/>
+        </w:rPr>
+        <w:t xml:space="preserve"> → </w:t>
+      </w:r>
+      <w:r>
+        <w:rPr>
+          <w:b w:val="false"/>
+          <w:bCs w:val="false"/>
+          <w:sz w:val="20"/>
+          <w:szCs w:val="20"/>
+        </w:rPr>
+        <w:t xml:space="preserve">PAT</w:t>
+      </w:r>
+    </w:p>
+    <w:p>
+      <w:pPr>
+        <w:spacing w:after="120"/>
+      </w:pPr>
+      <w:r>
+        <w:rPr>
+          <w:color w:val="666666"/>
+          <w:sz w:val="18"/>
+          <w:szCs w:val="18"/>
+        </w:rPr>
+        <w:t xml:space="preserve">Bottleneck link: order-to-revenue conversion pace (site execution timing, historically delayed by weather/regulatory restrictions and buyer-side deferrals).</w:t>
+      </w:r>
+    </w:p>
+    <w:p>
+      <w:pPr>
+        <w:spacing w:after="120"/>
+      </w:pPr>
+      <w:r>
+        <w:rPr>
+          <w:color w:val="666666"/>
+          <w:sz w:val="18"/>
+          <w:szCs w:val="18"/>
+        </w:rPr>
+        <w:t xml:space="preserve">Operating leverage: yes -- Q1 FY27 PAT +35.4% on only +10.0% revenue growth, EBITDA margin +317bps YoY</w:t>
+      </w:r>
+    </w:p>
+    <w:p>
+      <w:pPr>
+        <w:spacing w:after="120"/>
+      </w:pPr>
+      <w:r>
+        <w:rPr>
+          <w:color w:val="666666"/>
+          <w:sz w:val="18"/>
+          <w:szCs w:val="18"/>
+        </w:rPr>
+        <w:t xml:space="preserve">Evidenced: mix shift to higher-margin fluted/soffit panels + facade; EBITDA margin expansion; PAT. Still assumed: order book conversion; builder/developer site execution.</w:t>
       </w:r>
     </w:p>
     <w:p>
@@ -383,7 +1584,7 @@
           </w:tcPr>
           <w:p>
             <w:r>
-              <w:t xml:space="preserve">2026-09-10</w:t>
+              <w:t xml:space="preserve">2026-09-18</w:t>
             </w:r>
           </w:p>
         </w:tc>
@@ -410,7 +1611,7 @@
           </w:tcPr>
           <w:p>
             <w:r>
-              <w:t xml:space="preserve">Rs 517 · 17.4x P/E</w:t>
+              <w:t xml:space="preserve">Rs 465 · 16x P/E</w:t>
             </w:r>
           </w:p>
         </w:tc>
@@ -464,7 +1665,7 @@
           </w:tcPr>
           <w:p>
             <w:r>
-              <w:t xml:space="preserve">~17x trailing on a ~26% ROE, de-levered small-cap with margins expanding on mix implies ~15-18% EPS CAGR FY26-28 against a ~15-18x building-products exit; latest-quarter revenue growth was only ~10-12%</w:t>
+              <w:t xml:space="preserve">~16x trailing on a ~26% ROCE/ROE, margin-expanding small-cap implies only a modest ~8-12% EPS CAGR FY26-28 is needed to justify today's multiple at a ~15-18x building-products exit -- a low bar given PAT actually grew 67% (FY26) and 35% (Q1 FY27)</w:t>
             </w:r>
           </w:p>
         </w:tc>
@@ -491,7 +1692,7 @@
           </w:tcPr>
           <w:p>
             <w:r>
-              <w:t xml:space="preserve">revenue ~Rs 300-330 Cr (+14-25% as the Rs 200 Cr+ order book and facade capex convert), OPM ~18-21%, PAT ~Rs 32-38 Cr</w:t>
+              <w:t xml:space="preserve">revenue ~Rs300-320Cr (+14-21% as the Rs200Cr+ order book, including the Rs56Cr+ facade backlog, converts); OPM ~21-23%; PAT ~Rs38-42Cr (+27-40%)</w:t>
             </w:r>
           </w:p>
         </w:tc>
@@ -518,7 +1719,7 @@
           </w:tcPr>
           <w:p>
             <w:r>
-              <w:t xml:space="preserve">revenue ~Rs 360-410 Cr, PAT ~Rs 40-48 Cr</w:t>
+              <w:t xml:space="preserve">revenue ~Rs350-390Cr; PAT ~Rs46-54Cr, assuming the Rs100Cr capex (Jaipur upgrade + facade capacity) lands on schedule and order-book conversion timing normalizes</w:t>
             </w:r>
           </w:p>
         </w:tc>
@@ -545,7 +1746,7 @@
           </w:tcPr>
           <w:p>
             <w:r>
-              <w:t xml:space="preserve">partially-priced</w:t>
+              <w:t xml:space="preserve">underestimated</w:t>
             </w:r>
           </w:p>
         </w:tc>
@@ -599,7 +1800,7 @@
           </w:tcPr>
           <w:p>
             <w:r>
-              <w:t xml:space="preserve">15% (our FY28 PAT vs implied)</w:t>
+              <w:t xml:space="preserve">35% (our FY28 PAT vs implied)</w:t>
             </w:r>
           </w:p>
         </w:tc>
@@ -626,7 +1827,7 @@
           </w:tcPr>
           <w:p>
             <w:r>
-              <w:t xml:space="preserve">17x trailing for a business whose ROCE rose 12%-&gt;26% and OPM 10%-&gt;21% over three years on a richer fluted/soffit-panel + end-to-end-install mix, a de-levered balance sheet and a Rs 200 Cr+ order book. Revenue growth of ~10-12% is the limiter and keeps this a 2-3x compounder, not a multibagger.</w:t>
+              <w:t xml:space="preserve">16x trailing implies only modest high-single/low-double-digit EPS growth is priced in, but the order book (Rs200Cr+, all-time high, including a Rs56Cr+ facade backlog) plus a demonstrated operating-leverage pattern (PAT +67% FY26, +35% Q1 FY27 on ~10-12% revenue growth) point to a materially higher PAT trajectory than the multiple assumes, if conversion timing normalizes and the facade division delivers its guided FY27 revenue.</w:t>
             </w:r>
           </w:p>
         </w:tc>
@@ -653,7 +1854,7 @@
           </w:tcPr>
           <w:p>
             <w:r>
-              <w:t xml:space="preserve">moderate</w:t>
+              <w:t xml:space="preserve">strong</w:t>
             </w:r>
           </w:p>
         </w:tc>
@@ -672,6 +1873,35 @@
           <w:szCs w:val="16"/>
         </w:rPr>
         <w:t xml:space="preserve">no broker consensus; implied path is a reverse-P/E estimate + screener.in forward figures + VP thread view</w:t>
+      </w:r>
+    </w:p>
+    <w:p>
+      <w:pPr>
+        <w:spacing w:after="120" w:before="120"/>
+      </w:pPr>
+      <w:r>
+        <w:rPr>
+          <w:b/>
+          <w:bCs/>
+          <w:sz w:val="20"/>
+          <w:szCs w:val="20"/>
+        </w:rPr>
+        <w:t xml:space="preserve">Catalyst: </w:t>
+      </w:r>
+      <w:r>
+        <w:rPr>
+          <w:sz w:val="20"/>
+          <w:szCs w:val="20"/>
+        </w:rPr>
+        <w:t xml:space="preserve">Aluminium Windows &amp; Facade division delivering its guided Rs40-50Cr FY27 revenue as the Rs56Cr+ backlog converts, alongside continued EBITDA margin expansion from mix</w:t>
+      </w:r>
+      <w:r>
+        <w:rPr>
+          <w:color w:val="666666"/>
+          <w:sz w:val="18"/>
+          <w:szCs w:val="18"/>
+        </w:rPr>
+        <w:t xml:space="preserve"> (window ~9M from 2026-09-18; undated; evidence med; pending)</w:t>
       </w:r>
     </w:p>
     <w:p>
@@ -750,7 +1980,7 @@
           </w:tcPr>
           <w:p>
             <w:r>
-              <w:t xml:space="preserve">Building products / interior decor -- uPVC windows + fluted-soffit wall panels + modular furniture</w:t>
+              <w:t xml:space="preserve">Building products / interior decor -- uPVC windows + fluted-soffit wall panels + aluminium windows/facade + modular furniture</w:t>
             </w:r>
           </w:p>
         </w:tc>
@@ -777,7 +2007,7 @@
           </w:tcPr>
           <w:p>
             <w:r>
-              <w:t xml:space="preserve">integrated maker + installer of extruded uPVC/PVC profiles, windows/doors, modular furniture and decor panels (brand 'Polywood'); end-to-end install is the margin edge</w:t>
+              <w:t xml:space="preserve">integrated maker + installer of extruded uPVC/PVC profiles, windows/doors, modular furniture, decor panels, and (newly) aluminium windows/facade systems (brand 'Polywood'); end-to-end install is the margin edge</w:t>
             </w:r>
           </w:p>
         </w:tc>
@@ -804,7 +2034,7 @@
           </w:tcPr>
           <w:p>
             <w:r>
-              <w:t xml:space="preserve">none -- competes with Chinese profile imports; edge is domestic manufacturing at a lower price point + installation capability</w:t>
+              <w:t xml:space="preserve">none -- competes with Chinese profile imports; edge is domestic manufacturing at a lower price point + installation capability, now extending into aluminium facade systems</w:t>
             </w:r>
           </w:p>
         </w:tc>
@@ -874,12 +2104,12 @@
           <w:sz w:val="18"/>
           <w:szCs w:val="18"/>
         </w:rPr>
-        <w:t xml:space="preserve">Not a bottleneck holder. The differentiators are the domestic cost position versus importers (Vox, Pare) and the end-to-end (supply + install) model versus panel-only peers like Kaka.</w:t>
-      </w:r>
-    </w:p>
-    <w:p>
-      <w:pPr>
-        <w:spacing w:after="120"/>
+        <w:t xml:space="preserve">Not a bottleneck holder. The differentiators are the domestic cost position versus importers (Vox, Pare) and the end-to-end (supply + install) model versus panel-only peers like Kaka. The new Aluminium Windows &amp; Facade division extends this model into a segment with more specialised competitors (dedicated facade/curtain-wall contractors), an execution test still early in its life (first named orders won in 2026).</w:t>
+      </w:r>
+    </w:p>
+    <w:p>
+      <w:pPr>
+        <w:spacing w:after="60" w:before="120"/>
       </w:pPr>
       <w:r>
         <w:rPr>
@@ -888,7 +2118,114 @@
           <w:sz w:val="20"/>
           <w:szCs w:val="20"/>
         </w:rPr>
-        <w:t xml:space="preserve">Quality metrics (ROCE · debt · FCF · margin · capex):</w:t>
+        <w:t xml:space="preserve">Earnings quality: </w:t>
+      </w:r>
+      <w:r>
+        <w:rPr>
+          <w:sz w:val="20"/>
+          <w:szCs w:val="20"/>
+        </w:rPr>
+        <w:t xml:space="preserve">margin driver mixed</w:t>
+      </w:r>
+      <w:r>
+        <w:rPr>
+          <w:b/>
+          <w:bCs/>
+          <w:color w:val="A32020"/>
+          <w:sz w:val="20"/>
+          <w:szCs w:val="20"/>
+        </w:rPr>
+        <w:t xml:space="preserve">  — PEAK-MARGIN RISK: do not capitalise current margins</w:t>
+      </w:r>
+    </w:p>
+    <w:p>
+      <w:pPr>
+        <w:spacing w:after="120"/>
+      </w:pPr>
+      <w:r>
+        <w:rPr>
+          <w:color w:val="666666"/>
+          <w:sz w:val="18"/>
+          <w:szCs w:val="18"/>
+        </w:rPr>
+        <w:t xml:space="preserve">Drivers: mix shift to higher-margin fluted/soffit panels + end-to-end installation + the new aluminium facade division (structural); PVC resin price stable-to-favourable through FY25-FY26, possibly near a cycle low (partly cyclical input-cost tailwind); operating leverage as revenue scales against a largely fixed cost base (structural).</w:t>
+      </w:r>
+    </w:p>
+    <w:p>
+      <w:pPr>
+        <w:spacing w:after="120"/>
+      </w:pPr>
+      <w:r>
+        <w:rPr>
+          <w:color w:val="666666"/>
+          <w:sz w:val="18"/>
+          <w:szCs w:val="18"/>
+        </w:rPr>
+        <w:t xml:space="preserve">OPM has risen from ~10% (FY22) to ~21% (FY26) and further to 23.07% in Q1 FY27, primarily on a richer product mix (structural) but with PVC resin prices also stable-to-favourable and possibly near a cycle low -- a resin-price reversal would compress margin below the current run-rate even if the structural mix-shift holds, so part of the current margin level should be treated as not fully defensible through-cycle.</w:t>
+      </w:r>
+    </w:p>
+    <w:p>
+      <w:pPr>
+        <w:spacing w:after="60" w:before="120"/>
+      </w:pPr>
+      <w:r>
+        <w:rPr>
+          <w:b/>
+          <w:bCs/>
+          <w:sz w:val="20"/>
+          <w:szCs w:val="20"/>
+        </w:rPr>
+        <w:t xml:space="preserve">Growth trajectory: </w:t>
+      </w:r>
+      <w:r>
+        <w:rPr>
+          <w:b/>
+          <w:bCs/>
+          <w:color w:val="A32020"/>
+          <w:sz w:val="20"/>
+          <w:szCs w:val="20"/>
+        </w:rPr>
+        <w:t xml:space="preserve">YoY growth rate is decelerating</w:t>
+      </w:r>
+    </w:p>
+    <w:p>
+      <w:pPr>
+        <w:spacing w:after="120"/>
+      </w:pPr>
+      <w:r>
+        <w:rPr>
+          <w:color w:val="666666"/>
+          <w:sz w:val="18"/>
+          <w:szCs w:val="18"/>
+        </w:rPr>
+        <w:t xml:space="preserve">Full-year revenue growth stepped down from ~23-28% (FY22-FY24) to ~10-12% (FY25, FY26) and Q1 FY27 (+10.0%) -- explained by an extended monsoon + Delhi-NCR GRAP construction restrictions (FY25) and deferred site execution by large developers in Maharashtra/Delhi-NCR (FY26), not a demand shortfall -- the Rs200Cr+ order book (all-time high, including the new Rs56Cr+ facade backlog) sits well ahead of the reported run-rate.</w:t>
+      </w:r>
+    </w:p>
+    <w:p>
+      <w:pPr>
+        <w:spacing w:after="120"/>
+      </w:pPr>
+      <w:r>
+        <w:rPr>
+          <w:color w:val="666666"/>
+          <w:sz w:val="18"/>
+          <w:szCs w:val="18"/>
+        </w:rPr>
+        <w:t xml:space="preserve">Reverse P/E: At only ~15.5-17x trailing for a business where PAT grew 67% (FY26) and 35.4% (Q1 FY27), the multiple appears to price in very little of the demonstrated margin/PAT trajectory -- consistent with an 'underestimated' rather than 'priced-in' read once order-book conversion normalizes.</w:t>
+      </w:r>
+    </w:p>
+    <w:p>
+      <w:pPr>
+        <w:spacing w:after="120"/>
+      </w:pPr>
+      <w:r>
+        <w:rPr>
+          <w:b/>
+          <w:bCs/>
+          <w:sz w:val="20"/>
+          <w:szCs w:val="20"/>
+        </w:rPr>
+        <w:t xml:space="preserve">Management quality (TVGP's "P"):</w:t>
       </w:r>
     </w:p>
     <w:tbl>
@@ -946,6 +2283,199 @@
                 <w:b/>
                 <w:bCs/>
               </w:rPr>
+              <w:t xml:space="preserve">Capital allocation</w:t>
+            </w:r>
+          </w:p>
+        </w:tc>
+        <w:tc>
+          <w:tcPr>
+            <w:tcW w:type="dxa" w:w="5800"/>
+          </w:tcPr>
+          <w:p>
+            <w:r>
+              <w:t xml:space="preserve">Reinvesting into a Rs100Cr capex programme (Jaipur upgrade + facade capacity) partly funded by fresh borrowings (Rs53Cr-&gt;Rs76Cr in the last year); ROCE has risen alongside this spend (19%-&gt;26% over two years), a reasonable early efficiency signal though the newest capex tranche is too recent to independently verify its own incremental return. (neutral)</w:t>
+            </w:r>
+          </w:p>
+        </w:tc>
+      </w:tr>
+      <w:tr>
+        <w:tc>
+          <w:tcPr>
+            <w:tcW w:type="dxa" w:w="3200"/>
+            <w:shd w:fill="F2F2F2" w:val="clear"/>
+          </w:tcPr>
+          <w:p>
+            <w:r>
+              <w:rPr>
+                <w:b/>
+                <w:bCs/>
+              </w:rPr>
+              <w:t xml:space="preserve">Related-party trend</w:t>
+            </w:r>
+          </w:p>
+        </w:tc>
+        <w:tc>
+          <w:tcPr>
+            <w:tcW w:type="dxa" w:w="5800"/>
+          </w:tcPr>
+          <w:p>
+            <w:r>
+              <w:t xml:space="preserve">unclear</w:t>
+            </w:r>
+          </w:p>
+        </w:tc>
+      </w:tr>
+      <w:tr>
+        <w:tc>
+          <w:tcPr>
+            <w:tcW w:type="dxa" w:w="3200"/>
+            <w:shd w:fill="F2F2F2" w:val="clear"/>
+          </w:tcPr>
+          <w:p>
+            <w:r>
+              <w:rPr>
+                <w:b/>
+                <w:bCs/>
+              </w:rPr>
+              <w:t xml:space="preserve">Guidance credibility</w:t>
+            </w:r>
+          </w:p>
+        </w:tc>
+        <w:tc>
+          <w:tcPr>
+            <w:tcW w:type="dxa" w:w="5800"/>
+          </w:tcPr>
+          <w:p>
+            <w:r>
+              <w:t xml:space="preserve">unclear</w:t>
+            </w:r>
+          </w:p>
+        </w:tc>
+      </w:tr>
+      <w:tr>
+        <w:tc>
+          <w:tcPr>
+            <w:tcW w:type="dxa" w:w="3200"/>
+            <w:shd w:fill="F2F2F2" w:val="clear"/>
+          </w:tcPr>
+          <w:p>
+            <w:r>
+              <w:rPr>
+                <w:b/>
+                <w:bCs/>
+              </w:rPr>
+              <w:t xml:space="preserve">Shareholder returns</w:t>
+            </w:r>
+          </w:p>
+        </w:tc>
+        <w:tc>
+          <w:tcPr>
+            <w:tcW w:type="dxa" w:w="5800"/>
+          </w:tcPr>
+          <w:p>
+            <w:r>
+              <w:t xml:space="preserve">initiated</w:t>
+            </w:r>
+          </w:p>
+        </w:tc>
+      </w:tr>
+      <w:tr>
+        <w:tc>
+          <w:tcPr>
+            <w:tcW w:type="dxa" w:w="3200"/>
+            <w:shd w:fill="F2F2F2" w:val="clear"/>
+          </w:tcPr>
+          <w:p>
+            <w:r>
+              <w:rPr>
+                <w:b/>
+                <w:bCs/>
+              </w:rPr>
+              <w:t xml:space="preserve">Capability ladder / VAP</w:t>
+            </w:r>
+          </w:p>
+        </w:tc>
+        <w:tc>
+          <w:tcPr>
+            <w:tcW w:type="dxa" w:w="5800"/>
+          </w:tcPr>
+          <w:p>
+            <w:r>
+              <w:t xml:space="preserve">Explicit move up the value chain: from panel/profile distribution to end-to-end supply+install, and now into a distinct higher-value Aluminium Windows &amp; Facade segment competing for large-developer facade contracts.</w:t>
+            </w:r>
+          </w:p>
+        </w:tc>
+      </w:tr>
+    </w:tbl>
+    <w:p>
+      <w:pPr>
+        <w:spacing w:after="120"/>
+      </w:pPr>
+      <w:r>
+        <w:rPr>
+          <w:b/>
+          <w:bCs/>
+          <w:sz w:val="20"/>
+          <w:szCs w:val="20"/>
+        </w:rPr>
+        <w:t xml:space="preserve">Quality metrics (ROCE · debt · FCF · margin · capex):</w:t>
+      </w:r>
+    </w:p>
+    <w:tbl>
+      <w:tblPr>
+        <w:tblW w:type="dxa" w:w="9000"/>
+        <w:tblBorders>
+          <w:top w:val="single" w:color="auto" w:sz="4"/>
+          <w:left w:val="single" w:color="auto" w:sz="4"/>
+          <w:bottom w:val="single" w:color="auto" w:sz="4"/>
+          <w:right w:val="single" w:color="auto" w:sz="4"/>
+          <w:insideH w:val="single" w:color="auto" w:sz="4"/>
+          <w:insideV w:val="single" w:color="auto" w:sz="4"/>
+        </w:tblBorders>
+      </w:tblPr>
+      <w:tblGrid>
+        <w:gridCol w:w="3200"/>
+        <w:gridCol w:w="5800"/>
+      </w:tblGrid>
+      <w:tr>
+        <w:tc>
+          <w:tcPr>
+            <w:tcW w:type="dxa" w:w="3200"/>
+            <w:shd w:fill="F2F2F2" w:val="clear"/>
+          </w:tcPr>
+          <w:p>
+            <w:r>
+              <w:rPr>
+                <w:b/>
+                <w:bCs/>
+              </w:rPr>
+              <w:t xml:space="preserve">Assessment</w:t>
+            </w:r>
+          </w:p>
+        </w:tc>
+        <w:tc>
+          <w:tcPr>
+            <w:tcW w:type="dxa" w:w="5800"/>
+          </w:tcPr>
+          <w:p>
+            <w:r>
+              <w:t xml:space="preserve">positive</w:t>
+            </w:r>
+          </w:p>
+        </w:tc>
+      </w:tr>
+      <w:tr>
+        <w:tc>
+          <w:tcPr>
+            <w:tcW w:type="dxa" w:w="3200"/>
+            <w:shd w:fill="F2F2F2" w:val="clear"/>
+          </w:tcPr>
+          <w:p>
+            <w:r>
+              <w:rPr>
+                <w:b/>
+                <w:bCs/>
+              </w:rPr>
               <w:t xml:space="preserve">ROCE</w:t>
             </w:r>
           </w:p>
@@ -983,7 +2513,7 @@
           </w:tcPr>
           <w:p>
             <w:r>
-              <w:t xml:space="preserve">Net debt/EBITDA 1.3x</w:t>
+              <w:t xml:space="preserve">Net debt/EBITDA 1.4x</w:t>
             </w:r>
           </w:p>
         </w:tc>
@@ -1101,7 +2631,7 @@
           <w:sz w:val="18"/>
           <w:szCs w:val="18"/>
         </w:rPr>
-        <w:t xml:space="preserve">FY19-FY26 screener consolidated. Both revenue growth &gt;=10% AND ROCE &gt;=15% in the same FY: FY24 (+23%, ROCE 19%), FY25 (+11%, 20%), FY26 (+12%, 26%). The strong-growth years FY22 (+26%) and FY23 (+28%) had sub-13% ROCE; ROCE only stepped above 15% from FY24 as the mix shifted to higher-margin fluted/soffit panels + end-to-end installation.</w:t>
+        <w:t xml:space="preserve">FY19-FY26 screener consolidated. Both revenue growth &gt;=10% AND ROCE &gt;=15% in the same FY: FY24 (+23%, ROCE 19%), FY25 (+11%, ROCE 20%), FY26 (+12.6%, ROCE 26%). The strong-growth years FY22 (+26%) and FY23 (+28%) had sub-15% ROCE; ROCE only stepped above 15% from FY24 as the mix shifted to higher-margin fluted/soffit panels + end-to-end installation, now reinforced by the facade division.</w:t>
       </w:r>
     </w:p>
     <w:p>
@@ -1110,62 +2640,7 @@
         <w:spacing w:after="120" w:before="280"/>
       </w:pPr>
       <w:r>
-        <w:t xml:space="preserve">Technical Read (Weekly / Monthly MACD + Bollinger Bands, or RSI/CCI/Williams %R proxy)</w:t>
-      </w:r>
-    </w:p>
-    <w:p>
-      <w:pPr>
-        <w:spacing w:after="120"/>
-      </w:pPr>
-      <w:r>
-        <w:t xml:space="preserve">Not pulled. Stock had corrected ~35% from its all-time high as of the 2024 thread discussion; has since re-rated with the margin improvement.</w:t>
-      </w:r>
-    </w:p>
-    <w:p>
-      <w:pPr>
-        <w:pStyle w:val="Heading1"/>
-        <w:spacing w:after="120" w:before="280"/>
-      </w:pPr>
-      <w:r>
-        <w:t xml:space="preserve">ValuePickr Community Signal</w:t>
-      </w:r>
-    </w:p>
-    <w:p>
-      <w:pPr>
-        <w:spacing w:after="120"/>
-      </w:pPr>
-      <w:r>
-        <w:t xml:space="preserve">Thread of ~64 posts spanning 2018-2026. Early history carried a governance flag: dineshssairam (trusted, elevated) took then exited a tracking position in 2020, citing 'too many related-party transactions, especially on the balance sheet (debt)'. That concern was subsequently, at least partly, mitigated — dhruvrawani (2022) and others noted borrowings were reduced and loans &amp; advances taken to nil. The 2024-2026 tone is constructive: Mayank_Jham on the DLF/M3M/Emaar order pipeline and the fluted-panel trend; Nitya_Shah (9 love) reporting an analyst's plant visit that 'preferred Dhabriya over Kaka Industries' for its end-to-end model and higher margins; aditya.lathe's detailed Sept-2025 plant-visit notes on the higher-margin soffit-panel demand, resin-price tailwind, and the BIS-certification / potential anti-dumping-duty-on-profiles optionality; yash_bhalani (invested) on the new facade-solutions segment.</w:t>
-      </w:r>
-    </w:p>
-    <w:p>
-      <w:pPr>
-        <w:spacing w:after="120"/>
-      </w:pPr>
-      <w:r>
-        <w:rPr>
-          <w:b/>
-          <w:bCs/>
-          <w:sz w:val="20"/>
-          <w:szCs w:val="20"/>
-        </w:rPr>
-        <w:t xml:space="preserve">High-conviction call from a top contributor: </w:t>
-      </w:r>
-      <w:r>
-        <w:rPr>
-          <w:sz w:val="20"/>
-          <w:szCs w:val="20"/>
-        </w:rPr>
-        <w:t xml:space="preserve">Mildly positive from non-trusted-but-thorough trackers (plant visits, order-book detail). The one elevated-tier voice on record, dineshssairam, was negative in 2020 on RPTs — a view that predates the debt reduction and has not been restated since. No current trusted high-conviction call either way.</w:t>
-      </w:r>
-    </w:p>
-    <w:p>
-      <w:pPr>
-        <w:pStyle w:val="Heading1"/>
-        <w:spacing w:after="120" w:before="280"/>
-      </w:pPr>
-      <w:r>
-        <w:t xml:space="preserve">Trusted-User Signals (Ongoing)</w:t>
+        <w:t xml:space="preserve">Fundamentals-Gap Checks (shareholding · working capital · sector KPIs · scenario analysis)</w:t>
       </w:r>
     </w:p>
     <w:p>
@@ -1180,12 +2655,12 @@
           <w:sz w:val="18"/>
           <w:szCs w:val="18"/>
         </w:rPr>
-        <w:t xml:space="preserve">Every time a trusted user expresses clear conviction on this stock, most recent first — this section accumulates over time, it isn't a one-time snapshot.</w:t>
-      </w:r>
-    </w:p>
-    <w:p>
-      <w:pPr>
-        <w:spacing w:after="100"/>
+        <w:t xml:space="preserve">Extra fundamentals extracted from the same filings — informational only, not yet consumed by any scoring script.</w:t>
+      </w:r>
+    </w:p>
+    <w:p>
+      <w:pPr>
+        <w:spacing w:after="120"/>
       </w:pPr>
       <w:r>
         <w:rPr>
@@ -1194,8 +2669,406 @@
           <w:sz w:val="20"/>
           <w:szCs w:val="20"/>
         </w:rPr>
-        <w:t xml:space="preserve">2020-08-28 — dineshssairam</w:t>
-      </w:r>
+        <w:t xml:space="preserve">Shareholding pattern:</w:t>
+      </w:r>
+    </w:p>
+    <w:tbl>
+      <w:tblPr>
+        <w:tblW w:type="dxa" w:w="9000"/>
+        <w:tblBorders>
+          <w:top w:val="single" w:color="auto" w:sz="4"/>
+          <w:left w:val="single" w:color="auto" w:sz="4"/>
+          <w:bottom w:val="single" w:color="auto" w:sz="4"/>
+          <w:right w:val="single" w:color="auto" w:sz="4"/>
+          <w:insideH w:val="single" w:color="auto" w:sz="4"/>
+          <w:insideV w:val="single" w:color="auto" w:sz="4"/>
+        </w:tblBorders>
+      </w:tblPr>
+      <w:tblGrid>
+        <w:gridCol w:w="3200"/>
+        <w:gridCol w:w="5800"/>
+      </w:tblGrid>
+      <w:tr>
+        <w:tc>
+          <w:tcPr>
+            <w:tcW w:type="dxa" w:w="3200"/>
+            <w:shd w:fill="F2F2F2" w:val="clear"/>
+          </w:tcPr>
+          <w:p>
+            <w:r>
+              <w:rPr>
+                <w:b/>
+                <w:bCs/>
+              </w:rPr>
+              <w:t xml:space="preserve">Promoter %</w:t>
+            </w:r>
+          </w:p>
+        </w:tc>
+        <w:tc>
+          <w:tcPr>
+            <w:tcW w:type="dxa" w:w="5800"/>
+          </w:tcPr>
+          <w:p>
+            <w:r>
+              <w:t xml:space="preserve">67.8% (stable)</w:t>
+            </w:r>
+          </w:p>
+        </w:tc>
+      </w:tr>
+      <w:tr>
+        <w:tc>
+          <w:tcPr>
+            <w:tcW w:type="dxa" w:w="3200"/>
+            <w:shd w:fill="F2F2F2" w:val="clear"/>
+          </w:tcPr>
+          <w:p>
+            <w:r>
+              <w:rPr>
+                <w:b/>
+                <w:bCs/>
+              </w:rPr>
+              <w:t xml:space="preserve">Pledge %</w:t>
+            </w:r>
+          </w:p>
+        </w:tc>
+        <w:tc>
+          <w:tcPr>
+            <w:tcW w:type="dxa" w:w="5800"/>
+          </w:tcPr>
+          <w:p>
+            <w:r>
+              <w:t xml:space="preserve">0% (stable)</w:t>
+            </w:r>
+          </w:p>
+        </w:tc>
+      </w:tr>
+      <w:tr>
+        <w:tc>
+          <w:tcPr>
+            <w:tcW w:type="dxa" w:w="3200"/>
+            <w:shd w:fill="F2F2F2" w:val="clear"/>
+          </w:tcPr>
+          <w:p>
+            <w:r>
+              <w:rPr>
+                <w:b/>
+                <w:bCs/>
+              </w:rPr>
+              <w:t xml:space="preserve">FII/DII %</w:t>
+            </w:r>
+          </w:p>
+        </w:tc>
+        <w:tc>
+          <w:tcPr>
+            <w:tcW w:type="dxa" w:w="5800"/>
+          </w:tcPr>
+          <w:p>
+            <w:r>
+              <w:t xml:space="preserve">2% (stable)</w:t>
+            </w:r>
+          </w:p>
+        </w:tc>
+      </w:tr>
+      <w:tr>
+        <w:tc>
+          <w:tcPr>
+            <w:tcW w:type="dxa" w:w="3200"/>
+            <w:shd w:fill="F2F2F2" w:val="clear"/>
+          </w:tcPr>
+          <w:p>
+            <w:r>
+              <w:rPr>
+                <w:b/>
+                <w:bCs/>
+              </w:rPr>
+              <w:t xml:space="preserve">Quarters checked</w:t>
+            </w:r>
+          </w:p>
+        </w:tc>
+        <w:tc>
+          <w:tcPr>
+            <w:tcW w:type="dxa" w:w="5800"/>
+          </w:tcPr>
+          <w:p>
+            <w:r>
+              <w:t xml:space="preserve">Sep2025, Dec2025, Mar2026, Jun2026</w:t>
+            </w:r>
+          </w:p>
+        </w:tc>
+      </w:tr>
+    </w:tbl>
+    <w:p>
+      <w:pPr>
+        <w:spacing w:after="120"/>
+      </w:pPr>
+      <w:r>
+        <w:rPr>
+          <w:color w:val="666666"/>
+          <w:sz w:val="18"/>
+          <w:szCs w:val="18"/>
+        </w:rPr>
+        <w:t xml:space="preserve">Promoter holding has been flat at ~67.8% for the last four quarters (after declining from 74.22% in Mar-2023 to 67.75% by late 2024) -- a stabilized, not falling, trend. Pledge has been 0.0% in every recent quarter. FII+DII holding is small (~2.0%) and roughly stable. Ashish Kacholia's position is a genuine open question: one source (rakesh-jhunjhunwala.in) reports he fully exited via Surya Vanshi Pvt Ltd with Abakkus Fund/Sunil Singhania stepping in, but Trendlyne's Jun-2026 shareholding disclosure still shows him holding ~5.32% -- not resolved this pass, treat as unclear rather than a confirmed exit.</w:t>
+      </w:r>
+    </w:p>
+    <w:p>
+      <w:pPr>
+        <w:spacing w:after="120"/>
+      </w:pPr>
+      <w:r>
+        <w:rPr>
+          <w:b/>
+          <w:bCs/>
+          <w:sz w:val="20"/>
+          <w:szCs w:val="20"/>
+        </w:rPr>
+        <w:t xml:space="preserve">Sector KPIs:</w:t>
+      </w:r>
+    </w:p>
+    <w:p>
+      <w:pPr>
+        <w:pStyle w:val="ListParagraph"/>
+        <w:numPr>
+          <w:ilvl w:val="0"/>
+          <w:numId w:val="1"/>
+        </w:numPr>
+        <w:spacing w:after="60"/>
+      </w:pPr>
+      <w:r>
+        <w:t xml:space="preserve">Order book (project business): Rs 200 Cr+, all-time high (improving)</w:t>
+      </w:r>
+    </w:p>
+    <w:p>
+      <w:pPr>
+        <w:pStyle w:val="ListParagraph"/>
+        <w:numPr>
+          <w:ilvl w:val="0"/>
+          <w:numId w:val="1"/>
+        </w:numPr>
+        <w:spacing w:after="60"/>
+      </w:pPr>
+      <w:r>
+        <w:t xml:space="preserve">Aluminium Windows &amp; Facade order backlog: Rs 56 Cr+, guided to deliver Rs40-50 Cr FY27 revenue (improving) — new segment, FY27 is its first full contribution year</w:t>
+      </w:r>
+    </w:p>
+    <w:p>
+      <w:pPr>
+        <w:pStyle w:val="ListParagraph"/>
+        <w:numPr>
+          <w:ilvl w:val="0"/>
+          <w:numId w:val="1"/>
+        </w:numPr>
+        <w:spacing w:after="60"/>
+      </w:pPr>
+      <w:r>
+        <w:t xml:space="preserve">EBITDA margin: 23.07% Q1 FY27 vs 19.90% Q1 FY26 (+317bps) (improving)</w:t>
+      </w:r>
+    </w:p>
+    <w:p>
+      <w:pPr>
+        <w:pStyle w:val="ListParagraph"/>
+        <w:numPr>
+          <w:ilvl w:val="0"/>
+          <w:numId w:val="1"/>
+        </w:numPr>
+        <w:spacing w:after="60"/>
+      </w:pPr>
+      <w:r>
+        <w:t xml:space="preserve">PVC resin price (key input): stable-to-favourable through FY25-FY26, possibly near a cycle bottom (stable)</w:t>
+      </w:r>
+    </w:p>
+    <w:p>
+      <w:pPr>
+        <w:spacing w:after="120"/>
+      </w:pPr>
+      <w:r>
+        <w:rPr>
+          <w:b/>
+          <w:bCs/>
+          <w:sz w:val="20"/>
+          <w:szCs w:val="20"/>
+        </w:rPr>
+        <w:t xml:space="preserve">Scenario analysis (closest to: base):</w:t>
+      </w:r>
+    </w:p>
+    <w:tbl>
+      <w:tblPr>
+        <w:tblW w:type="dxa" w:w="9000"/>
+        <w:tblBorders>
+          <w:top w:val="single" w:color="auto" w:sz="4"/>
+          <w:left w:val="single" w:color="auto" w:sz="4"/>
+          <w:bottom w:val="single" w:color="auto" w:sz="4"/>
+          <w:right w:val="single" w:color="auto" w:sz="4"/>
+          <w:insideH w:val="single" w:color="auto" w:sz="4"/>
+          <w:insideV w:val="single" w:color="auto" w:sz="4"/>
+        </w:tblBorders>
+      </w:tblPr>
+      <w:tblGrid>
+        <w:gridCol w:w="3200"/>
+        <w:gridCol w:w="5800"/>
+      </w:tblGrid>
+      <w:tr>
+        <w:tc>
+          <w:tcPr>
+            <w:tcW w:type="dxa" w:w="3200"/>
+            <w:shd w:fill="F2F2F2" w:val="clear"/>
+          </w:tcPr>
+          <w:p>
+            <w:r>
+              <w:rPr>
+                <w:b/>
+                <w:bCs/>
+              </w:rPr>
+              <w:t xml:space="preserve">Bull</w:t>
+            </w:r>
+          </w:p>
+        </w:tc>
+        <w:tc>
+          <w:tcPr>
+            <w:tcW w:type="dxa" w:w="5800"/>
+          </w:tcPr>
+          <w:p>
+            <w:r>
+              <w:t xml:space="preserve">rev CAGR 20%, FY28 margin 24%, FY28 EPS 42, exit 18x, implied price 756 (+63% vs CMP)</w:t>
+            </w:r>
+          </w:p>
+        </w:tc>
+      </w:tr>
+      <w:tr>
+        <w:tc>
+          <w:tcPr>
+            <w:tcW w:type="dxa" w:w="3200"/>
+            <w:shd w:fill="F2F2F2" w:val="clear"/>
+          </w:tcPr>
+          <w:p>
+            <w:r>
+              <w:rPr>
+                <w:b/>
+                <w:bCs/>
+              </w:rPr>
+              <w:t xml:space="preserve">Base</w:t>
+            </w:r>
+          </w:p>
+        </w:tc>
+        <w:tc>
+          <w:tcPr>
+            <w:tcW w:type="dxa" w:w="5800"/>
+          </w:tcPr>
+          <w:p>
+            <w:r>
+              <w:t xml:space="preserve">rev CAGR 13%, FY28 margin 22%, FY28 EPS 31, exit 15x, implied price 465 (0% vs CMP)</w:t>
+            </w:r>
+          </w:p>
+        </w:tc>
+      </w:tr>
+      <w:tr>
+        <w:tc>
+          <w:tcPr>
+            <w:tcW w:type="dxa" w:w="3200"/>
+            <w:shd w:fill="F2F2F2" w:val="clear"/>
+          </w:tcPr>
+          <w:p>
+            <w:r>
+              <w:rPr>
+                <w:b/>
+                <w:bCs/>
+              </w:rPr>
+              <w:t xml:space="preserve">Bear</w:t>
+            </w:r>
+          </w:p>
+        </w:tc>
+        <w:tc>
+          <w:tcPr>
+            <w:tcW w:type="dxa" w:w="5800"/>
+          </w:tcPr>
+          <w:p>
+            <w:r>
+              <w:t xml:space="preserve">rev CAGR 6%, FY28 margin 19%, FY28 EPS 24, exit 12x, implied price 288 (-38% vs CMP)</w:t>
+            </w:r>
+          </w:p>
+        </w:tc>
+      </w:tr>
+    </w:tbl>
+    <w:p>
+      <w:pPr>
+        <w:spacing w:after="120"/>
+      </w:pPr>
+      <w:r>
+        <w:rPr>
+          <w:color w:val="666666"/>
+          <w:sz w:val="18"/>
+          <w:szCs w:val="18"/>
+        </w:rPr>
+        <w:t xml:space="preserve">Bull needs the facade division to hit its Rs40-50Cr FY27 guidance and order-book conversion to normalize while margin keeps expanding toward 24%; bear assumes the FY25/FY26 pattern of deferred site execution recurs and resin-price tailwind reverses. Current price sits at the base case by construction; the analyst's own lean is toward bull given the demonstrated PAT/margin trajectory, consistent with market_expectation.gap_direction 'underestimated'.</w:t>
+      </w:r>
+    </w:p>
+    <w:p>
+      <w:pPr>
+        <w:pStyle w:val="Heading1"/>
+        <w:spacing w:after="120" w:before="280"/>
+      </w:pPr>
+      <w:r>
+        <w:t xml:space="preserve">Technical Read (Weekly / Monthly MACD + Bollinger Bands, or RSI/CCI/Williams %R proxy)</w:t>
+      </w:r>
+    </w:p>
+    <w:p>
+      <w:pPr>
+        <w:spacing w:after="120"/>
+      </w:pPr>
+      <w:r>
+        <w:t xml:space="preserve">Not pulled. Stock had corrected ~35% from its all-time high as of the 2024 thread discussion; has since re-rated with the margin improvement, though recent quoted prices (Rs465-520) vary across sources.</w:t>
+      </w:r>
+    </w:p>
+    <w:p>
+      <w:pPr>
+        <w:pStyle w:val="Heading1"/>
+        <w:spacing w:after="120" w:before="280"/>
+      </w:pPr>
+      <w:r>
+        <w:t xml:space="preserve">ValuePickr Community Signal</w:t>
+      </w:r>
+    </w:p>
+    <w:p>
+      <w:pPr>
+        <w:spacing w:after="120"/>
+      </w:pPr>
+      <w:r>
+        <w:t xml:space="preserve">Thread of ~64 posts spanning 2018-2026. Early history carried a governance flag: dineshssairam (trusted, elevated) took then exited a tracking position in 2020, citing 'too many related-party transactions, especially on the balance sheet (debt)'. That concern was subsequently, at least partly, mitigated -- dhruvrawani (2022) and others noted borrowings were reduced and loans &amp; advances taken to nil (a trend that has now partly reversed as the FY26-28 capex programme is funded with fresh borrowings, per this pass's research). The 2024-2026 tone is constructive: Mayank_Jham on the DLF/M3M/Emaar order pipeline and the fluted-panel trend; Nitya_Shah (9 love) reporting an analyst's plant visit that 'preferred Dhabriya over Kaka Industries' for its end-to-end model and higher margins; aditya.lathe's detailed Sept-2025 plant-visit notes on the higher-margin soffit-panel demand, resin-price tailwind, and the BIS-certification / potential anti-dumping-duty-on-profiles optionality; yash_bhalani (invested) on the new facade-solutions segment, which this pass confirms has since won its first named orders (Godrej Properties, Rs4.78Cr external facade; other aluminium-doors/windows orders of Rs10.63Cr and Rs15.17Cr).</w:t>
+      </w:r>
+    </w:p>
+    <w:p>
+      <w:pPr>
+        <w:spacing w:after="120"/>
+      </w:pPr>
+      <w:r>
+        <w:rPr>
+          <w:b/>
+          <w:bCs/>
+          <w:sz w:val="20"/>
+          <w:szCs w:val="20"/>
+        </w:rPr>
+        <w:t xml:space="preserve">High-conviction call from a top contributor: </w:t>
+      </w:r>
+      <w:r>
+        <w:rPr>
+          <w:sz w:val="20"/>
+          <w:szCs w:val="20"/>
+        </w:rPr>
+        <w:t xml:space="preserve">Mildly positive from non-trusted-but-thorough trackers (plant visits, order-book detail). The one elevated-tier voice on record, dineshssairam, was negative in 2020 on RPTs -- a view that predates the debt reduction and has not been restated since, though the recent re-leveraging (to fund capex) is worth watching against that original concern. No current trusted high-conviction call either way.</w:t>
+      </w:r>
+    </w:p>
+    <w:p>
+      <w:pPr>
+        <w:pStyle w:val="Heading1"/>
+        <w:spacing w:after="120" w:before="280"/>
+      </w:pPr>
+      <w:r>
+        <w:t xml:space="preserve">Trusted-User Signals (Ongoing)</w:t>
+      </w:r>
+    </w:p>
+    <w:p>
+      <w:pPr>
+        <w:spacing w:after="120"/>
+      </w:pPr>
       <w:r>
         <w:rPr>
           <w:i/>
@@ -1204,6 +3077,30 @@
           <w:sz w:val="18"/>
           <w:szCs w:val="18"/>
         </w:rPr>
+        <w:t xml:space="preserve">Every time a trusted user expresses clear conviction on this stock, most recent first — this section accumulates over time, it isn't a one-time snapshot.</w:t>
+      </w:r>
+    </w:p>
+    <w:p>
+      <w:pPr>
+        <w:spacing w:after="100"/>
+      </w:pPr>
+      <w:r>
+        <w:rPr>
+          <w:b/>
+          <w:bCs/>
+          <w:sz w:val="20"/>
+          <w:szCs w:val="20"/>
+        </w:rPr>
+        <w:t xml:space="preserve">2020-08-28 — dineshssairam</w:t>
+      </w:r>
+      <w:r>
+        <w:rPr>
+          <w:i/>
+          <w:iCs/>
+          <w:color w:val="666666"/>
+          <w:sz w:val="18"/>
+          <w:szCs w:val="18"/>
+        </w:rPr>
         <w:t xml:space="preserve"> (Dhabriya Polywood - a history waiting to be written?)</w:t>
       </w:r>
       <w:r>
@@ -1212,7 +3109,7 @@
           <w:szCs w:val="20"/>
         </w:rPr>
         <w:br/>
-        <w:t xml:space="preserve">: NEGATIVE (dated) -- exited a tracking position citing 'too many related-party transactions, especially on the balance sheet (debt)'; not restated since, and borrowings/advances have since been reduced per later posts</w:t>
+        <w:t xml:space="preserve">: NEGATIVE (dated) -- exited a tracking position citing 'too many related-party transactions, especially on the balance sheet (debt)'; not restated since, and borrowings/advances have since been reduced per later posts (though borrowings have ticked back up in FY26 to fund the new capex programme)</w:t>
       </w:r>
     </w:p>
     <w:p>
@@ -1229,7 +3126,7 @@
         <w:spacing w:after="120"/>
       </w:pPr>
       <w:r>
-        <w:t xml:space="preserve">No SEBI/fraud order, no going-concern issue. Historical related-party-transaction concern (2019-2020) largely mitigated by subsequent debt reduction; keep as a watch-item, not a red_flag_tier. Promoter has bought small quantities in the open market historically.</w:t>
+        <w:t xml:space="preserve">No SEBI/fraud order, no going-concern issue. Historical related-party-transaction concern (2019-2020) largely mitigated by subsequent debt reduction, though borrowings rose again in FY26 (Rs53Cr-&gt;Rs76Cr) to fund the new capex programme -- keep as a watch-item, not a red_flag_tier. Board (26-May-2026) approved FY26 results and recommended a maiden dividend of Rs0.70/share; re-appointed Gaurav Jain &amp; Associates as cost auditor for FY27 -- routine, no governance flag. Promoter has bought small quantities in the open market historically; promoter holding has been stable at ~67.8% for the last four quarters (no pledge disclosed, 0.0% across all recent quarters).</w:t>
       </w:r>
     </w:p>
     <w:p>
@@ -1251,46 +3148,46 @@
         <w:spacing w:after="60"/>
       </w:pPr>
       <w:r>
-        <w:t xml:space="preserve">ROCE stepped up from ~19% to ~26% in two years; margins expanding on a richer mix (fluted/soffit panels, end-to-end installation) and low PVC-resin prices</w:t>
-      </w:r>
-    </w:p>
-    <w:p>
-      <w:pPr>
-        <w:pStyle w:val="ListParagraph"/>
-        <w:numPr>
-          <w:ilvl w:val="0"/>
-          <w:numId w:val="1"/>
-        </w:numPr>
-        <w:spacing w:after="60"/>
-      </w:pPr>
-      <w:r>
-        <w:t xml:space="preserve">Structural drivers: uPVC-window penetration vs wood/aluminium, the fluted/soffit wall-panel decor trend, real-estate completions, and import substitution (BIS certification, ADD on resin, hoped-for ADD on finished profiles)</w:t>
-      </w:r>
-    </w:p>
-    <w:p>
-      <w:pPr>
-        <w:pStyle w:val="ListParagraph"/>
-        <w:numPr>
-          <w:ilvl w:val="0"/>
-          <w:numId w:val="1"/>
-        </w:numPr>
-        <w:spacing w:after="60"/>
-      </w:pPr>
-      <w:r>
-        <w:t xml:space="preserve">Direct relationships with luxury builders (DLF, M3M, Emaar); order book Rs 200 Cr+; Rs 100 Cr capex adds a facade-solutions line</w:t>
-      </w:r>
-    </w:p>
-    <w:p>
-      <w:pPr>
-        <w:pStyle w:val="ListParagraph"/>
-        <w:numPr>
-          <w:ilvl w:val="0"/>
-          <w:numId w:val="1"/>
-        </w:numPr>
-        <w:spacing w:after="60"/>
-      </w:pPr>
-      <w:r>
-        <w:t xml:space="preserve">Cheap at ~14x trailing for a ~23% ROE, 16%-CAGR business with a clean, de-levered balance sheet</w:t>
+        <w:t xml:space="preserve">PAT compounding far faster than revenue -- +67% FY26, +35.4% Q1 FY27 -- on margin expansion (EBITDA margin +317bps YoY in Q1 FY27) as mix shifts to fluted/soffit panels, end-to-end installation, and the new facade division; ROCE stepped up from ~19% to ~26% in two years</w:t>
+      </w:r>
+    </w:p>
+    <w:p>
+      <w:pPr>
+        <w:pStyle w:val="ListParagraph"/>
+        <w:numPr>
+          <w:ilvl w:val="0"/>
+          <w:numId w:val="1"/>
+        </w:numPr>
+        <w:spacing w:after="60"/>
+      </w:pPr>
+      <w:r>
+        <w:t xml:space="preserve">A genuine second growth leg: Aluminium Windows &amp; Facade division has a Rs56Cr+ order backlog (first named wins include a Godrej Properties external-facade order) guided to contribute Rs40-50Cr revenue in FY27, on top of an overall order book at an all-time high (Rs200Cr+)</w:t>
+      </w:r>
+    </w:p>
+    <w:p>
+      <w:pPr>
+        <w:pStyle w:val="ListParagraph"/>
+        <w:numPr>
+          <w:ilvl w:val="0"/>
+          <w:numId w:val="1"/>
+        </w:numPr>
+        <w:spacing w:after="60"/>
+      </w:pPr>
+      <w:r>
+        <w:t xml:space="preserve">Structural drivers intact: uPVC-window penetration vs wood/aluminium, the fluted/soffit wall-panel decor trend, real-estate completions, and import substitution (BIS certification, ADD on resin, hoped-for ADD on finished profiles)</w:t>
+      </w:r>
+    </w:p>
+    <w:p>
+      <w:pPr>
+        <w:pStyle w:val="ListParagraph"/>
+        <w:numPr>
+          <w:ilvl w:val="0"/>
+          <w:numId w:val="1"/>
+        </w:numPr>
+        <w:spacing w:after="60"/>
+      </w:pPr>
+      <w:r>
+        <w:t xml:space="preserve">Cheap at ~15.5-17x trailing for a ~26% ROCE/ROE, margin-expanding business that just initiated its first dividend (Rs0.70/share) -- the reverse-P/E math suggests the market is pricing in only modest growth versus the demonstrated PAT trajectory</w:t>
       </w:r>
     </w:p>
     <w:p>
@@ -1312,59 +3209,72 @@
         <w:spacing w:after="60"/>
       </w:pPr>
       <w:r>
-        <w:t xml:space="preserve">Sub-scale (~Rs 68 Cr quarterly revenue) and only ~10% latest-quarter topline growth — no credible 10x path</w:t>
-      </w:r>
-    </w:p>
-    <w:p>
-      <w:pPr>
-        <w:pStyle w:val="ListParagraph"/>
-        <w:numPr>
-          <w:ilvl w:val="0"/>
-          <w:numId w:val="1"/>
-        </w:numPr>
-        <w:spacing w:after="60"/>
-      </w:pPr>
-      <w:r>
-        <w:t xml:space="preserve">Competes with cheap Chinese profile imports and with Kaka Industries / Fenesta / aluminium systems; 'Polywood' brand recall is regional</w:t>
-      </w:r>
-    </w:p>
-    <w:p>
-      <w:pPr>
-        <w:pStyle w:val="ListParagraph"/>
-        <w:numPr>
-          <w:ilvl w:val="0"/>
-          <w:numId w:val="1"/>
-        </w:numPr>
-        <w:spacing w:after="60"/>
-      </w:pPr>
-      <w:r>
-        <w:t xml:space="preserve">Some margin tailwind is cyclical (resin price at a likely bottom; fluted-panel demand is partly a decor fad)</w:t>
-      </w:r>
-    </w:p>
-    <w:p>
-      <w:pPr>
-        <w:pStyle w:val="ListParagraph"/>
-        <w:numPr>
-          <w:ilvl w:val="0"/>
-          <w:numId w:val="1"/>
-        </w:numPr>
-        <w:spacing w:after="60"/>
-      </w:pPr>
-      <w:r>
-        <w:t xml:space="preserve">Historical RPT / promoter-entity concerns (dineshssairam, 2020) — mitigated but worth monitoring</w:t>
-      </w:r>
-    </w:p>
-    <w:p>
-      <w:pPr>
-        <w:pStyle w:val="ListParagraph"/>
-        <w:numPr>
-          <w:ilvl w:val="0"/>
-          <w:numId w:val="1"/>
-        </w:numPr>
-        <w:spacing w:after="60"/>
-      </w:pPr>
-      <w:r>
-        <w:t xml:space="preserve">Mukul Agarwal steadily reducing his stake; external lead is from an untrusted X handle</w:t>
+        <w:t xml:space="preserve">Sub-scale (~Rs68Cr quarterly revenue) and only ~10-12% topline growth since FY25 -- no credible 10x path even if order-book conversion normalizes</w:t>
+      </w:r>
+    </w:p>
+    <w:p>
+      <w:pPr>
+        <w:pStyle w:val="ListParagraph"/>
+        <w:numPr>
+          <w:ilvl w:val="0"/>
+          <w:numId w:val="1"/>
+        </w:numPr>
+        <w:spacing w:after="60"/>
+      </w:pPr>
+      <w:r>
+        <w:t xml:space="preserve">Competes with cheap Chinese profile imports and with Kaka Industries / Fenesta / aluminium systems specialists; 'Polywood' brand recall is regional</w:t>
+      </w:r>
+    </w:p>
+    <w:p>
+      <w:pPr>
+        <w:pStyle w:val="ListParagraph"/>
+        <w:numPr>
+          <w:ilvl w:val="0"/>
+          <w:numId w:val="1"/>
+        </w:numPr>
+        <w:spacing w:after="60"/>
+      </w:pPr>
+      <w:r>
+        <w:t xml:space="preserve">Revenue growth has been repeatedly deferred by external factors (extended monsoon + Delhi-NCR GRAP restrictions in FY25; deferred site execution by large developers in Maharashtra/Delhi-NCR in FY26) -- a pattern worth monitoring for whether it recurs in FY27</w:t>
+      </w:r>
+    </w:p>
+    <w:p>
+      <w:pPr>
+        <w:pStyle w:val="ListParagraph"/>
+        <w:numPr>
+          <w:ilvl w:val="0"/>
+          <w:numId w:val="1"/>
+        </w:numPr>
+        <w:spacing w:after="60"/>
+      </w:pPr>
+      <w:r>
+        <w:t xml:space="preserve">Borrowings rose from Rs53Cr to Rs76Cr in the last year to fund the Rs100Cr capex programme -- a reversal of the earlier deleveraging trend that partly addressed dineshssairam's 2020 RPT/debt concern; still manageable given rising ROCE, but a genuine change to watch</w:t>
+      </w:r>
+    </w:p>
+    <w:p>
+      <w:pPr>
+        <w:pStyle w:val="ListParagraph"/>
+        <w:numPr>
+          <w:ilvl w:val="0"/>
+          <w:numId w:val="1"/>
+        </w:numPr>
+        <w:spacing w:after="60"/>
+      </w:pPr>
+      <w:r>
+        <w:t xml:space="preserve">Some margin tailwind is cyclical (PVC resin price stable-to-favourable through FY25-FY26, possibly near a cycle bottom; fluted-panel demand is partly a decor fad)</w:t>
+      </w:r>
+    </w:p>
+    <w:p>
+      <w:pPr>
+        <w:pStyle w:val="ListParagraph"/>
+        <w:numPr>
+          <w:ilvl w:val="0"/>
+          <w:numId w:val="1"/>
+        </w:numPr>
+        <w:spacing w:after="60"/>
+      </w:pPr>
+      <w:r>
+        <w:t xml:space="preserve">Ashish Kacholia's current position is unclear -- one source claims a full exit (with Abakkus Fund/Sunil Singhania stepping in) while the more recent Jun-2026 shareholding disclosure still shows him holding ~5.3%; this pass could not resolve the discrepancy</w:t>
       </w:r>
     </w:p>
     <w:p>
@@ -1385,7 +3295,7 @@
           <w:b/>
           <w:bCs/>
         </w:rPr>
-        <w:t xml:space="preserve">Small-cap (~Rs 485 Cr)</w:t>
+        <w:t xml:space="preserve">Small-cap (~Rs 505 Cr)</w:t>
       </w:r>
     </w:p>
     <w:p>
@@ -1436,7 +3346,7 @@
           <w:sz w:val="20"/>
           <w:szCs w:val="20"/>
         </w:rPr>
-        <w:t xml:space="preserve">tailwind weak (uPVC-window penetration is structural but slow; fluted-panel demand partly a fad; +10% latest-quarter revenue). tam weak (Rs 485 Cr mcap, sub-scale, regional brand). moat weak (brand + install capability, but competes with imports and Kaka). valuation yes (~14x for ~23% ROE, de-levered, margins rising). Score 2.5; valuation-box exception available.</w:t>
+        <w:t xml:space="preserve">tailwind weak (uPVC-window penetration is structural but slow; fluted-panel demand partly a fad; ~10-12% recent revenue growth, though partly depressed by one-off site/weather delays rather than demand). tam weak (Rs500-560Cr mcap, sub-scale, regional brand, even with the new facade leg). moat weak (brand + install capability, but competes with imports, Kaka, and now specialised facade contractors). valuation yes (~15.5-17x for ~26% ROCE/ROE, margin expanding, dividend just initiated). Score 2.5; valuation-box exception is technically available but deliberately not invoked (see verdict_reasoning) -- thesis_fit stays 'neither'.</w:t>
       </w:r>
     </w:p>
     <w:p>
@@ -1471,33 +3381,33 @@
         <w:spacing w:after="60"/>
       </w:pPr>
       <w:r>
-        <w:t xml:space="preserve">External-lead (tier 4.5) from an untrusted X handle. four_box score 2.5 with the valuation box 'yes', so the return-magnitude exception is technically available — but, consistent with how comparable cases were handled this cycle (Sunteck, Satia), the honest multi-year return here is ~2-3x, not 10x, at ~10% latest-quarter revenue growth off a ~Rs 270 Cr annual base. thesis_fit 'neither'.</w:t>
-      </w:r>
-    </w:p>
-    <w:p>
-      <w:pPr>
-        <w:pStyle w:val="ListParagraph"/>
-        <w:numPr>
-          <w:ilvl w:val="0"/>
-          <w:numId w:val="1"/>
-        </w:numPr>
-        <w:spacing w:after="60"/>
-      </w:pPr>
-      <w:r>
-        <w:t xml:space="preserve">Conviction Medium: this is a real quality small-cap — ROCE rising to ~26%, margins expanding on mix, cheap at ~14x, clean balance sheet, credible builder relationships and a sensible capex. It just isn't a multi-bagger candidate on the numbers, and the only elevated-tier signal on file (dineshssairam, 2020) was an RPT concern (since largely mitigated).</w:t>
-      </w:r>
-    </w:p>
-    <w:p>
-      <w:pPr>
-        <w:pStyle w:val="ListParagraph"/>
-        <w:numPr>
-          <w:ilvl w:val="0"/>
-          <w:numId w:val="1"/>
-        </w:numPr>
-        <w:spacing w:after="60"/>
-      </w:pPr>
-      <w:r>
-        <w:t xml:space="preserve">No live-theme match (building products / interior decor is not in active_themes.json). value_chain seeded from the deep read (supply-side balanced). No red_flag_tier. revisit_after_30d false (thesis_fit neither). Re-check if revenue growth re-accelerates toward the 20%+ the order book and capex imply.</w:t>
+        <w:t xml:space="preserve">External-lead (tier 4.5) from an untrusted X handle. four_box score 2.5 with the valuation box 'yes', so the return-magnitude exception is technically available -- but, consistent with how comparable cases were handled this cycle (Sunteck, Satia), the honest multi-year return here is ~2-3x, not 10x, at ~10-12% recent revenue growth off a ~Rs264Cr FY26 base. thesis_fit 'neither'.</w:t>
+      </w:r>
+    </w:p>
+    <w:p>
+      <w:pPr>
+        <w:pStyle w:val="ListParagraph"/>
+        <w:numPr>
+          <w:ilvl w:val="0"/>
+          <w:numId w:val="1"/>
+        </w:numPr>
+        <w:spacing w:after="60"/>
+      </w:pPr>
+      <w:r>
+        <w:t xml:space="preserve">Conviction Medium (unchanged from the pre-dive read, now on materially stronger evidence): ROCE rising to ~26%, PAT compounding at 35-67% YoY on margin expansion even as revenue growth stays muted for identifiable external reasons (monsoon/GRAP FY25, developer site deferrals FY26), a genuine second growth leg (Aluminium Windows &amp; Facade, Rs56Cr+ backlog) with its first named orders now won, and a maiden dividend just initiated. Offsetting this: borrowings rose Rs53Cr-&gt;Rs76Cr in the last year to fund the new capex cycle (a real change from the prior deleveraging narrative), and Ashish Kacholia's current stake is unresolved between conflicting sources.</w:t>
+      </w:r>
+    </w:p>
+    <w:p>
+      <w:pPr>
+        <w:pStyle w:val="ListParagraph"/>
+        <w:numPr>
+          <w:ilvl w:val="0"/>
+          <w:numId w:val="1"/>
+        </w:numPr>
+        <w:spacing w:after="60"/>
+      </w:pPr>
+      <w:r>
+        <w:t xml:space="preserve">No live-theme match (building products / interior decor is not in active_themes.json). No red_flag_tier -- promoter holding stable at ~67.8% for four quarters, no pledge. revisit_after_30d false (thesis_fit neither). Re-check if revenue growth re-accelerates toward the 20%+ the order book (including the facade backlog) and capex imply, or if the FY25/FY26 pattern of deferred site execution recurs in FY27.</w:t>
       </w:r>
     </w:p>
     <w:p>

--- a/projects/valuepickr-open-screen/docs/Dhabriya Polywood.docx
+++ b/projects/valuepickr-open-screen/docs/Dhabriya Polywood.docx
@@ -3426,6 +3426,176 @@
           <w:szCs w:val="18"/>
         </w:rPr>
         <w:t xml:space="preserve">This is independent research and analysis for informational purposes only, not personalized financial or investment advice. Past multi-bagger performance and forum/social sentiment are not indicators of future returns. Do your own due diligence before investing.</w:t>
+      </w:r>
+    </w:p>
+    <w:p/>
+    <w:p>
+      <w:r>
+        <w:rPr>
+          <w:b/>
+          <w:sz w:val="28"/>
+        </w:rPr>
+        <w:t>🔄 RESEARCH UPDATE - 2026-10-05</w:t>
+      </w:r>
+    </w:p>
+    <w:p>
+      <w:r>
+        <w:rPr>
+          <w:b/>
+        </w:rPr>
+        <w:t>📊 Key Metrics:</w:t>
+      </w:r>
+    </w:p>
+    <w:p>
+      <w:pPr>
+        <w:ind w:left="360"/>
+      </w:pPr>
+      <w:r>
+        <w:t xml:space="preserve">  • Company: Dhabriya Polywood Ltd</w:t>
+      </w:r>
+    </w:p>
+    <w:p>
+      <w:pPr>
+        <w:ind w:left="360"/>
+      </w:pPr>
+      <w:r>
+        <w:t xml:space="preserve">  • Conviction: Not rated</w:t>
+      </w:r>
+    </w:p>
+    <w:p>
+      <w:pPr>
+        <w:ind w:left="360"/>
+      </w:pPr>
+      <w:r>
+        <w:t xml:space="preserve">  • Thesis: neither</w:t>
+      </w:r>
+    </w:p>
+    <w:p>
+      <w:pPr>
+        <w:ind w:left="360"/>
+      </w:pPr>
+      <w:r>
+        <w:t xml:space="preserve">  • 4-Box Score: 2.5</w:t>
+      </w:r>
+    </w:p>
+    <w:p>
+      <w:pPr>
+        <w:ind w:left="360"/>
+      </w:pPr>
+      <w:r>
+        <w:t xml:space="preserve">  • Research Date: 2026-10-05</w:t>
+      </w:r>
+    </w:p>
+    <w:p>
+      <w:pPr>
+        <w:ind w:left="360"/>
+      </w:pPr>
+      <w:r>
+        <w:t xml:space="preserve">  • Red Flag: None</w:t>
+      </w:r>
+    </w:p>
+    <w:p/>
+    <w:p>
+      <w:r>
+        <w:rPr>
+          <w:b/>
+        </w:rPr>
+        <w:t>📝 Verdict:</w:t>
+      </w:r>
+    </w:p>
+    <w:p>
+      <w:pPr>
+        <w:ind w:left="360"/>
+      </w:pPr>
+    </w:p>
+    <w:p/>
+    <w:p>
+      <w:r>
+        <w:rPr>
+          <w:b/>
+        </w:rPr>
+        <w:t>📈 Bull Case:</w:t>
+      </w:r>
+    </w:p>
+    <w:p>
+      <w:pPr>
+        <w:ind w:left="360"/>
+      </w:pPr>
+      <w:r>
+        <w:t>PAT compounding far faster than revenue -- +67% FY26, +35.4% Q1 FY27 -- on margin expansion (EBITDA margin +317bps YoY in Q1 FY27) as mix shifts to fluted/soffit panels, end-to-end installation, and the new facade division; ROCE stepped up from ~19% to ~26% in two years</w:t>
+      </w:r>
+    </w:p>
+    <w:p>
+      <w:pPr>
+        <w:ind w:left="360"/>
+      </w:pPr>
+      <w:r>
+        <w:t>A genuine second growth leg: Aluminium Windows &amp; Facade division has a Rs56Cr+ order backlog (first named wins include a Godrej Properties external-facade order) guided to contribute Rs40-50Cr revenue in FY27, on top of an overall order book at an all-time high (Rs200Cr+)</w:t>
+      </w:r>
+    </w:p>
+    <w:p>
+      <w:pPr>
+        <w:ind w:left="360"/>
+      </w:pPr>
+      <w:r>
+        <w:t>Structural drivers intact: uPVC-window penetration vs wood/aluminium, the fluted/soffit wall-panel decor trend, real-estate completions, and import substitution (BIS certification, ADD on resin, hoped-for ADD on finished profiles)</w:t>
+      </w:r>
+    </w:p>
+    <w:p>
+      <w:pPr>
+        <w:ind w:left="360"/>
+      </w:pPr>
+      <w:r>
+        <w:t>Cheap at ~15.5-17x trailing for a ~26% ROCE/ROE, margin-expanding business that just initiated its first dividend (Rs0.70/share) -- the reverse-P/E math suggests the market is pricing in only modest growth versus the demonstrated PAT trajectory</w:t>
+      </w:r>
+    </w:p>
+    <w:p/>
+    <w:p>
+      <w:r>
+        <w:rPr>
+          <w:b/>
+        </w:rPr>
+        <w:t>📉 Bear Case:</w:t>
+      </w:r>
+    </w:p>
+    <w:p>
+      <w:pPr>
+        <w:ind w:left="360"/>
+      </w:pPr>
+      <w:r>
+        <w:t>Sub-scale (~Rs68Cr quarterly revenue) and only ~10-12% topline growth since FY25 -- no credible 10x path even if order-book conversion normalizes</w:t>
+      </w:r>
+    </w:p>
+    <w:p>
+      <w:pPr>
+        <w:ind w:left="360"/>
+      </w:pPr>
+      <w:r>
+        <w:t>Competes with cheap Chinese profile imports and with Kaka Industries / Fenesta / aluminium systems specialists; 'Polywood' brand recall is regional</w:t>
+      </w:r>
+    </w:p>
+    <w:p>
+      <w:pPr>
+        <w:ind w:left="360"/>
+      </w:pPr>
+      <w:r>
+        <w:t>Revenue growth has been repeatedly deferred by external factors (extended monsoon + Delhi-NCR GRAP restrictions in FY25; deferred site execution by large developers in Maharashtra/Delhi-NCR in FY26) -- a pattern worth monitoring for whether it recurs in FY27</w:t>
+      </w:r>
+    </w:p>
+    <w:p>
+      <w:pPr>
+        <w:ind w:left="360"/>
+      </w:pPr>
+      <w:r>
+        <w:t>Borrowings rose from Rs53Cr to Rs76Cr in the last year to fund the Rs100Cr capex programme -- a reversal of the earlier deleveraging trend that partly addressed dineshssairam's 2020 RPT/debt concern; still manageable given rising ROCE, but a genuine change to watch</w:t>
+      </w:r>
+    </w:p>
+    <w:p>
+      <w:pPr>
+        <w:ind w:left="360"/>
+      </w:pPr>
+      <w:r>
+        <w:t>Some margin tailwind is cyclical (PVC resin price stable-to-favourable through FY25-FY26, possibly near a cycle bottom; fluted-panel demand is partly a decor fad)</w:t>
       </w:r>
     </w:p>
     <w:sectPr>
